--- a/public/INU_GEORGE_ENIKE_CV.docx
+++ b/public/INU_GEORGE_ENIKE_CV.docx
@@ -14,15 +14,15 @@
         <mc:AlternateContent>
           <mc:Choice Requires="wps">
             <w:drawing>
-              <wp:anchor distT="0" distB="635" distL="0" distR="3175" simplePos="0" relativeHeight="2" behindDoc="0" locked="0" layoutInCell="1" allowOverlap="1">
+              <wp:anchor distT="635" distB="0" distL="635" distR="0" simplePos="0" relativeHeight="2" behindDoc="0" locked="0" layoutInCell="1" allowOverlap="1">
                 <wp:simplePos x="0" y="0"/>
                 <wp:positionH relativeFrom="column">
-                  <wp:posOffset>2972435</wp:posOffset>
+                  <wp:posOffset>2700655</wp:posOffset>
                 </wp:positionH>
                 <wp:positionV relativeFrom="paragraph">
-                  <wp:posOffset>-93345</wp:posOffset>
+                  <wp:posOffset>-213360</wp:posOffset>
                 </wp:positionV>
-                <wp:extent cx="3794125" cy="1269365"/>
+                <wp:extent cx="4121785" cy="1909445"/>
                 <wp:effectExtent l="635" t="635" r="0" b="0"/>
                 <wp:wrapNone/>
                 <wp:docPr id="1" name="Text Box 1"/>
@@ -33,7 +33,7 @@
                       <wps:spPr>
                         <a:xfrm>
                           <a:off x="0" y="0"/>
-                          <a:ext cx="3794040" cy="1269360"/>
+                          <a:ext cx="4121640" cy="1909440"/>
                         </a:xfrm>
                         <a:prstGeom prst="rect">
                           <a:avLst/>
@@ -55,18 +55,15 @@
                         <w:txbxContent>
                           <w:p>
                             <w:pPr>
-                              <w:pStyle w:val="FrameContents"/>
+                              <w:pStyle w:val="FrameContentsuser"/>
                               <w:spacing w:lineRule="auto" w:line="360"/>
-                              <w:rPr>
-                                <w:sz w:val="26"/>
-                                <w:szCs w:val="26"/>
-                                <w:lang w:val="de-DE"/>
-                              </w:rPr>
+                              <w:rPr/>
                             </w:pPr>
                             <w:r>
                               <w:rPr>
-                                <w:sz w:val="26"/>
-                                <w:szCs w:val="26"/>
+                                <w:color w:val="000000"/>
+                                <w:sz w:val="22"/>
+                                <w:szCs w:val="22"/>
                                 <w:lang w:val="de-DE"/>
                               </w:rPr>
                               <w:t xml:space="preserve">LinkedIn: </w:t>
@@ -75,36 +72,65 @@
                               <w:r>
                                 <w:rPr>
                                   <w:rStyle w:val="Hyperlink"/>
-                                  <w:sz w:val="26"/>
-                                  <w:szCs w:val="26"/>
+                                  <w:sz w:val="22"/>
+                                  <w:szCs w:val="22"/>
                                   <w:lang w:val="de-DE"/>
                                 </w:rPr>
-                                <w:t>https://linkedin.com/in/inu-enike</w:t>
+                                <w:t>https://www.linkedin.com/in/inu-enike-90797434a/</w:t>
                               </w:r>
                             </w:hyperlink>
                           </w:p>
                           <w:p>
                             <w:pPr>
-                              <w:pStyle w:val="FrameContents"/>
+                              <w:pStyle w:val="FrameContentsuser"/>
                               <w:spacing w:lineRule="auto" w:line="360"/>
-                              <w:rPr>
-                                <w:sz w:val="26"/>
-                                <w:szCs w:val="26"/>
-                              </w:rPr>
+                              <w:rPr/>
                             </w:pPr>
                             <w:r>
                               <w:rPr>
-                                <w:sz w:val="26"/>
-                                <w:szCs w:val="26"/>
+                                <w:rStyle w:val="Hyperlink"/>
+                                <w:color w:val="000000"/>
+                                <w:sz w:val="22"/>
+                                <w:szCs w:val="22"/>
+                                <w:u w:val="none"/>
+                                <w:lang w:val="de-DE"/>
                               </w:rPr>
-                              <w:t xml:space="preserve">GitHub: </w:t>
+                              <w:t xml:space="preserve">Portfolio: </w:t>
                             </w:r>
                             <w:hyperlink r:id="rId3">
                               <w:r>
                                 <w:rPr>
                                   <w:rStyle w:val="Hyperlink"/>
-                                  <w:sz w:val="26"/>
-                                  <w:szCs w:val="26"/>
+                                  <w:color w:val="000000"/>
+                                  <w:sz w:val="22"/>
+                                  <w:szCs w:val="22"/>
+                                  <w:u w:val="none"/>
+                                  <w:lang w:val="de-DE"/>
+                                </w:rPr>
+                                <w:t>My Portfolio</w:t>
+                              </w:r>
+                            </w:hyperlink>
+                          </w:p>
+                          <w:p>
+                            <w:pPr>
+                              <w:pStyle w:val="FrameContentsuser"/>
+                              <w:spacing w:lineRule="auto" w:line="360"/>
+                              <w:rPr/>
+                            </w:pPr>
+                            <w:r>
+                              <w:rPr>
+                                <w:color w:val="000000"/>
+                                <w:sz w:val="22"/>
+                                <w:szCs w:val="22"/>
+                              </w:rPr>
+                              <w:t xml:space="preserve">GitHub: </w:t>
+                            </w:r>
+                            <w:hyperlink r:id="rId4">
+                              <w:r>
+                                <w:rPr>
+                                  <w:rStyle w:val="Hyperlink"/>
+                                  <w:sz w:val="22"/>
+                                  <w:szCs w:val="22"/>
                                 </w:rPr>
                                 <w:t>https://github.com/inuEnike</w:t>
                               </w:r>
@@ -112,64 +138,83 @@
                           </w:p>
                           <w:p>
                             <w:pPr>
-                              <w:pStyle w:val="FrameContents"/>
+                              <w:pStyle w:val="FrameContentsuser"/>
                               <w:spacing w:lineRule="auto" w:line="360"/>
                               <w:rPr>
-                                <w:sz w:val="26"/>
-                                <w:szCs w:val="26"/>
+                                <w:color w:val="000000"/>
+                                <w:sz w:val="22"/>
+                                <w:szCs w:val="22"/>
                               </w:rPr>
                             </w:pPr>
                             <w:r>
                               <w:rPr>
-                                <w:sz w:val="26"/>
-                                <w:szCs w:val="26"/>
+                                <w:color w:val="000000"/>
+                                <w:sz w:val="22"/>
+                                <w:szCs w:val="22"/>
                               </w:rPr>
                               <w:t>Phone: +234 901 211 3050</w:t>
                             </w:r>
                           </w:p>
                           <w:p>
                             <w:pPr>
-                              <w:pStyle w:val="FrameContents"/>
+                              <w:pStyle w:val="FrameContentsuser"/>
                               <w:spacing w:lineRule="auto" w:line="360"/>
-                              <w:rPr>
-                                <w:sz w:val="26"/>
-                                <w:szCs w:val="26"/>
-                              </w:rPr>
+                              <w:rPr/>
                             </w:pPr>
                             <w:r>
                               <w:rPr>
-                                <w:sz w:val="26"/>
-                                <w:szCs w:val="26"/>
+                                <w:color w:val="000000"/>
+                                <w:sz w:val="22"/>
+                                <w:szCs w:val="22"/>
                               </w:rPr>
                               <w:t xml:space="preserve">Email: </w:t>
                             </w:r>
-                            <w:hyperlink r:id="rId4">
+                            <w:hyperlink r:id="rId5">
                               <w:r>
                                 <w:rPr>
                                   <w:rStyle w:val="Hyperlink"/>
-                                  <w:sz w:val="26"/>
-                                  <w:szCs w:val="26"/>
+                                  <w:sz w:val="22"/>
+                                  <w:szCs w:val="22"/>
                                 </w:rPr>
-                                <w:t>inuenike</w:t>
+                                <w:t>I</w:t>
+                              </w:r>
+                              <w:r>
+                                <w:rPr>
+                                  <w:rStyle w:val="Hyperlink"/>
+                                  <w:sz w:val="22"/>
+                                  <w:szCs w:val="22"/>
+                                </w:rPr>
+                                <w:t>mperium.dev01</w:t>
                               </w:r>
                               <w:r>
                                 <w:rPr>
                                   <w:rStyle w:val="Hyperlink"/>
                                   <w:rFonts w:cs="Arial" w:ascii="Arial" w:hAnsi="Arial"/>
-                                  <w:sz w:val="26"/>
-                                  <w:szCs w:val="26"/>
+                                  <w:sz w:val="22"/>
+                                  <w:szCs w:val="22"/>
                                 </w:rPr>
                                 <w:t>@gmail.com</w:t>
                               </w:r>
                             </w:hyperlink>
+                          </w:p>
+                          <w:p>
+                            <w:pPr>
+                              <w:pStyle w:val="FrameContentsuser"/>
+                              <w:spacing w:lineRule="auto" w:line="360"/>
+                              <w:rPr>
+                                <w:rFonts w:ascii="Arial" w:hAnsi="Arial" w:cs="Arial"/>
+                                <w:color w:themeColor="background2" w:themeShade="40" w:val="3B3838"/>
+                                <w:sz w:val="22"/>
+                                <w:szCs w:val="22"/>
+                              </w:rPr>
+                            </w:pPr>
                             <w:r>
                               <w:rPr>
                                 <w:rFonts w:cs="Arial" w:ascii="Arial" w:hAnsi="Arial"/>
                                 <w:color w:themeColor="background2" w:themeShade="40" w:val="3B3838"/>
-                                <w:sz w:val="26"/>
-                                <w:szCs w:val="26"/>
+                                <w:sz w:val="22"/>
+                                <w:szCs w:val="22"/>
                               </w:rPr>
-                              <w:tab/>
                             </w:r>
                           </w:p>
                         </w:txbxContent>
@@ -186,63 +231,89 @@
           </mc:Choice>
           <mc:Fallback>
             <w:pict>
-              <v:rect id="shape_0" fillcolor="white" stroked="f" o:allowincell="f" style="position:absolute;margin-left:234.05pt;margin-top:-7.35pt;width:298.7pt;height:99.9pt;mso-wrap-style:square;v-text-anchor:top">
+              <v:rect id="shape_0" fillcolor="white" stroked="f" o:allowincell="f" style="position:absolute;margin-left:212.65pt;margin-top:-16.8pt;width:324.5pt;height:150.3pt;mso-wrap-style:square;v-text-anchor:top">
                 <v:fill o:detectmouseclick="t" type="solid" color2="black"/>
                 <v:stroke color="#3465a4" weight="6480" joinstyle="round" endcap="flat"/>
                 <v:textbox>
                   <w:txbxContent>
                     <w:p>
                       <w:pPr>
-                        <w:pStyle w:val="FrameContents"/>
+                        <w:pStyle w:val="FrameContentsuser"/>
                         <w:spacing w:lineRule="auto" w:line="360"/>
-                        <w:rPr>
-                          <w:sz w:val="26"/>
-                          <w:szCs w:val="26"/>
-                          <w:lang w:val="de-DE"/>
-                        </w:rPr>
+                        <w:rPr/>
                       </w:pPr>
                       <w:r>
                         <w:rPr>
-                          <w:sz w:val="26"/>
-                          <w:szCs w:val="26"/>
+                          <w:color w:val="000000"/>
+                          <w:sz w:val="22"/>
+                          <w:szCs w:val="22"/>
                           <w:lang w:val="de-DE"/>
                         </w:rPr>
                         <w:t xml:space="preserve">LinkedIn: </w:t>
                       </w:r>
-                      <w:hyperlink r:id="rId5">
+                      <w:hyperlink r:id="rId6">
                         <w:r>
                           <w:rPr>
                             <w:rStyle w:val="Hyperlink"/>
-                            <w:sz w:val="26"/>
-                            <w:szCs w:val="26"/>
+                            <w:sz w:val="22"/>
+                            <w:szCs w:val="22"/>
                             <w:lang w:val="de-DE"/>
                           </w:rPr>
-                          <w:t>https://linkedin.com/in/inu-enike</w:t>
+                          <w:t>https://www.linkedin.com/in/inu-enike-90797434a/</w:t>
                         </w:r>
                       </w:hyperlink>
                     </w:p>
                     <w:p>
                       <w:pPr>
-                        <w:pStyle w:val="FrameContents"/>
+                        <w:pStyle w:val="FrameContentsuser"/>
                         <w:spacing w:lineRule="auto" w:line="360"/>
-                        <w:rPr>
-                          <w:sz w:val="26"/>
-                          <w:szCs w:val="26"/>
-                        </w:rPr>
+                        <w:rPr/>
                       </w:pPr>
                       <w:r>
                         <w:rPr>
-                          <w:sz w:val="26"/>
-                          <w:szCs w:val="26"/>
+                          <w:rStyle w:val="Hyperlink"/>
+                          <w:color w:val="000000"/>
+                          <w:sz w:val="22"/>
+                          <w:szCs w:val="22"/>
+                          <w:u w:val="none"/>
+                          <w:lang w:val="de-DE"/>
+                        </w:rPr>
+                        <w:t xml:space="preserve">Portfolio: </w:t>
+                      </w:r>
+                      <w:hyperlink r:id="rId7">
+                        <w:r>
+                          <w:rPr>
+                            <w:rStyle w:val="Hyperlink"/>
+                            <w:color w:val="000000"/>
+                            <w:sz w:val="22"/>
+                            <w:szCs w:val="22"/>
+                            <w:u w:val="none"/>
+                            <w:lang w:val="de-DE"/>
+                          </w:rPr>
+                          <w:t>My Portfolio</w:t>
+                        </w:r>
+                      </w:hyperlink>
+                    </w:p>
+                    <w:p>
+                      <w:pPr>
+                        <w:pStyle w:val="FrameContentsuser"/>
+                        <w:spacing w:lineRule="auto" w:line="360"/>
+                        <w:rPr/>
+                      </w:pPr>
+                      <w:r>
+                        <w:rPr>
+                          <w:color w:val="000000"/>
+                          <w:sz w:val="22"/>
+                          <w:szCs w:val="22"/>
                         </w:rPr>
                         <w:t xml:space="preserve">GitHub: </w:t>
                       </w:r>
-                      <w:hyperlink r:id="rId6">
+                      <w:hyperlink r:id="rId8">
                         <w:r>
                           <w:rPr>
                             <w:rStyle w:val="Hyperlink"/>
-                            <w:sz w:val="26"/>
-                            <w:szCs w:val="26"/>
+                            <w:sz w:val="22"/>
+                            <w:szCs w:val="22"/>
                           </w:rPr>
                           <w:t>https://github.com/inuEnike</w:t>
                         </w:r>
@@ -250,64 +321,83 @@
                     </w:p>
                     <w:p>
                       <w:pPr>
-                        <w:pStyle w:val="FrameContents"/>
+                        <w:pStyle w:val="FrameContentsuser"/>
                         <w:spacing w:lineRule="auto" w:line="360"/>
                         <w:rPr>
-                          <w:sz w:val="26"/>
-                          <w:szCs w:val="26"/>
+                          <w:color w:val="000000"/>
+                          <w:sz w:val="22"/>
+                          <w:szCs w:val="22"/>
                         </w:rPr>
                       </w:pPr>
                       <w:r>
                         <w:rPr>
-                          <w:sz w:val="26"/>
-                          <w:szCs w:val="26"/>
+                          <w:color w:val="000000"/>
+                          <w:sz w:val="22"/>
+                          <w:szCs w:val="22"/>
                         </w:rPr>
                         <w:t>Phone: +234 901 211 3050</w:t>
                       </w:r>
                     </w:p>
                     <w:p>
                       <w:pPr>
-                        <w:pStyle w:val="FrameContents"/>
+                        <w:pStyle w:val="FrameContentsuser"/>
                         <w:spacing w:lineRule="auto" w:line="360"/>
-                        <w:rPr>
-                          <w:sz w:val="26"/>
-                          <w:szCs w:val="26"/>
-                        </w:rPr>
+                        <w:rPr/>
                       </w:pPr>
                       <w:r>
                         <w:rPr>
-                          <w:sz w:val="26"/>
-                          <w:szCs w:val="26"/>
+                          <w:color w:val="000000"/>
+                          <w:sz w:val="22"/>
+                          <w:szCs w:val="22"/>
                         </w:rPr>
                         <w:t xml:space="preserve">Email: </w:t>
                       </w:r>
-                      <w:hyperlink r:id="rId7">
+                      <w:hyperlink r:id="rId9">
                         <w:r>
                           <w:rPr>
                             <w:rStyle w:val="Hyperlink"/>
-                            <w:sz w:val="26"/>
-                            <w:szCs w:val="26"/>
+                            <w:sz w:val="22"/>
+                            <w:szCs w:val="22"/>
                           </w:rPr>
-                          <w:t>inuenike</w:t>
+                          <w:t>I</w:t>
+                        </w:r>
+                        <w:r>
+                          <w:rPr>
+                            <w:rStyle w:val="Hyperlink"/>
+                            <w:sz w:val="22"/>
+                            <w:szCs w:val="22"/>
+                          </w:rPr>
+                          <w:t>mperium.dev01</w:t>
                         </w:r>
                         <w:r>
                           <w:rPr>
                             <w:rStyle w:val="Hyperlink"/>
                             <w:rFonts w:cs="Arial" w:ascii="Arial" w:hAnsi="Arial"/>
-                            <w:sz w:val="26"/>
-                            <w:szCs w:val="26"/>
+                            <w:sz w:val="22"/>
+                            <w:szCs w:val="22"/>
                           </w:rPr>
                           <w:t>@gmail.com</w:t>
                         </w:r>
                       </w:hyperlink>
+                    </w:p>
+                    <w:p>
+                      <w:pPr>
+                        <w:pStyle w:val="FrameContentsuser"/>
+                        <w:spacing w:lineRule="auto" w:line="360"/>
+                        <w:rPr>
+                          <w:rFonts w:ascii="Arial" w:hAnsi="Arial" w:cs="Arial"/>
+                          <w:color w:themeColor="background2" w:themeShade="40" w:val="3B3838"/>
+                          <w:sz w:val="22"/>
+                          <w:szCs w:val="22"/>
+                        </w:rPr>
+                      </w:pPr>
                       <w:r>
                         <w:rPr>
                           <w:rFonts w:cs="Arial" w:ascii="Arial" w:hAnsi="Arial"/>
                           <w:color w:themeColor="background2" w:themeShade="40" w:val="3B3838"/>
-                          <w:sz w:val="26"/>
-                          <w:szCs w:val="26"/>
+                          <w:sz w:val="22"/>
+                          <w:szCs w:val="22"/>
                         </w:rPr>
-                        <w:tab/>
                       </w:r>
                     </w:p>
                   </w:txbxContent>
@@ -693,7 +783,7 @@
           <w:rFonts w:cs="Arial" w:ascii="Arial" w:hAnsi="Arial"/>
           <w:color w:themeColor="background2" w:themeShade="40" w:val="3B3838"/>
         </w:rPr>
-        <w:t>Authentication &amp; Authorization (JWT), API design, CRUD systems, request validation, error handling</w:t>
+        <w:t>Authentication &amp; Authorisation (JWT), API design, CRUD systems, request validation, error handling</w:t>
       </w:r>
     </w:p>
     <w:p>
@@ -1203,6 +1293,26 @@
           <w:color w:themeColor="accent6" w:themeShade="80" w:val="385623"/>
         </w:rPr>
         <w:t>Ecommerce Backend API (Node.js, Express, MongoDB)</w:t>
+      </w:r>
+    </w:p>
+    <w:p>
+      <w:pPr>
+        <w:pStyle w:val="Normal"/>
+        <w:ind w:start="-993" w:end="-141"/>
+        <w:rPr>
+          <w:rFonts w:ascii="Arial" w:hAnsi="Arial" w:cs="Arial"/>
+          <w:b/>
+          <w:bCs/>
+          <w:color w:themeColor="accent6" w:themeShade="80" w:val="385623"/>
+        </w:rPr>
+      </w:pPr>
+      <w:r>
+        <w:rPr>
+          <w:rFonts w:cs="Arial" w:ascii="Arial" w:hAnsi="Arial"/>
+          <w:b/>
+          <w:bCs/>
+          <w:color w:themeColor="accent6" w:themeShade="80" w:val="385623"/>
+        </w:rPr>
       </w:r>
     </w:p>
     <w:p>
@@ -1604,19 +1714,7 @@
           <w:szCs w:val="32"/>
           <w:lang w:val="de-DE"/>
         </w:rPr>
-        <w:t xml:space="preserve">MENTORSHIP </w:t>
-      </w:r>
-      <w:r>
-        <w:rPr>
-          <w:rFonts w:cs="Calibri" w:cstheme="minorHAnsi"/>
-          <w:b/>
-          <w:bCs/>
-          <w:color w:val="111111"/>
-          <w:sz w:val="32"/>
-          <w:szCs w:val="32"/>
-          <w:lang w:val="de-DE"/>
-        </w:rPr>
-        <w:t>&amp; LEADERSHIP</w:t>
+        <w:t>MENTORSHIP &amp; LEADERSHIP</w:t>
       </w:r>
     </w:p>
     <w:p>
@@ -2158,6 +2256,9 @@
       <w:lvlText w:val=""/>
       <w:lvlJc w:val="start"/>
       <w:pPr>
+        <w:tabs>
+          <w:tab w:val="num" w:pos="0"/>
+        </w:tabs>
         <w:ind w:start="-143" w:hanging="360"/>
       </w:pPr>
       <w:rPr>
@@ -2301,6 +2402,9 @@
       <w:lvlText w:val=""/>
       <w:lvlJc w:val="start"/>
       <w:pPr>
+        <w:tabs>
+          <w:tab w:val="num" w:pos="0"/>
+        </w:tabs>
         <w:ind w:start="-273" w:hanging="360"/>
       </w:pPr>
       <w:rPr>
@@ -2854,6 +2958,7 @@
     <w:qFormat/>
     <w:pPr>
       <w:widowControl/>
+      <w:suppressAutoHyphens w:val="true"/>
       <w:bidi w:val="0"/>
       <w:spacing w:before="0" w:after="0"/>
       <w:jc w:val="start"/>
@@ -2928,8 +3033,8 @@
       <w:iCs/>
     </w:rPr>
   </w:style>
-  <w:style w:type="character" w:styleId="Bullets">
-    <w:name w:val="Bullets"/>
+  <w:style w:type="character" w:styleId="Bulletsuser">
+    <w:name w:val="Bullets (user)"/>
     <w:qFormat/>
     <w:rPr>
       <w:rFonts w:ascii="OpenSymbol" w:hAnsi="OpenSymbol" w:eastAsia="OpenSymbol" w:cs="OpenSymbol"/>
@@ -3010,6 +3115,13 @@
       <w:ind w:start="720"/>
       <w:contextualSpacing/>
     </w:pPr>
+    <w:rPr/>
+  </w:style>
+  <w:style w:type="paragraph" w:styleId="FrameContentsuser">
+    <w:name w:val="Frame Contents (user)"/>
+    <w:basedOn w:val="Normal"/>
+    <w:qFormat/>
+    <w:pPr/>
     <w:rPr/>
   </w:style>
   <w:style w:type="paragraph" w:styleId="FrameContents">

--- a/public/INU_GEORGE_ENIKE_CV.docx
+++ b/public/INU_GEORGE_ENIKE_CV.docx
@@ -55,7 +55,7 @@
                         <w:txbxContent>
                           <w:p>
                             <w:pPr>
-                              <w:pStyle w:val="FrameContentsuser"/>
+                              <w:pStyle w:val="FrameContents"/>
                               <w:spacing w:lineRule="auto" w:line="360"/>
                               <w:rPr/>
                             </w:pPr>
@@ -82,7 +82,7 @@
                           </w:p>
                           <w:p>
                             <w:pPr>
-                              <w:pStyle w:val="FrameContentsuser"/>
+                              <w:pStyle w:val="FrameContents"/>
                               <w:spacing w:lineRule="auto" w:line="360"/>
                               <w:rPr/>
                             </w:pPr>
@@ -113,7 +113,7 @@
                           </w:p>
                           <w:p>
                             <w:pPr>
-                              <w:pStyle w:val="FrameContentsuser"/>
+                              <w:pStyle w:val="FrameContents"/>
                               <w:spacing w:lineRule="auto" w:line="360"/>
                               <w:rPr/>
                             </w:pPr>
@@ -138,7 +138,7 @@
                           </w:p>
                           <w:p>
                             <w:pPr>
-                              <w:pStyle w:val="FrameContentsuser"/>
+                              <w:pStyle w:val="FrameContents"/>
                               <w:spacing w:lineRule="auto" w:line="360"/>
                               <w:rPr>
                                 <w:color w:val="000000"/>
@@ -157,7 +157,7 @@
                           </w:p>
                           <w:p>
                             <w:pPr>
-                              <w:pStyle w:val="FrameContentsuser"/>
+                              <w:pStyle w:val="FrameContents"/>
                               <w:spacing w:lineRule="auto" w:line="360"/>
                               <w:rPr/>
                             </w:pPr>
@@ -176,15 +176,7 @@
                                   <w:sz w:val="22"/>
                                   <w:szCs w:val="22"/>
                                 </w:rPr>
-                                <w:t>I</w:t>
-                              </w:r>
-                              <w:r>
-                                <w:rPr>
-                                  <w:rStyle w:val="Hyperlink"/>
-                                  <w:sz w:val="22"/>
-                                  <w:szCs w:val="22"/>
-                                </w:rPr>
-                                <w:t>mperium.dev01</w:t>
+                                <w:t>Imperium.dev01</w:t>
                               </w:r>
                               <w:r>
                                 <w:rPr>
@@ -199,7 +191,7 @@
                           </w:p>
                           <w:p>
                             <w:pPr>
-                              <w:pStyle w:val="FrameContentsuser"/>
+                              <w:pStyle w:val="FrameContents"/>
                               <w:spacing w:lineRule="auto" w:line="360"/>
                               <w:rPr>
                                 <w:rFonts w:ascii="Arial" w:hAnsi="Arial" w:cs="Arial"/>
@@ -210,10 +202,7 @@
                             </w:pPr>
                             <w:r>
                               <w:rPr>
-                                <w:rFonts w:cs="Arial" w:ascii="Arial" w:hAnsi="Arial"/>
-                                <w:color w:themeColor="background2" w:themeShade="40" w:val="3B3838"/>
-                                <w:sz w:val="22"/>
-                                <w:szCs w:val="22"/>
+                                <w:color w:val="000000"/>
                               </w:rPr>
                             </w:r>
                           </w:p>
@@ -238,7 +227,7 @@
                   <w:txbxContent>
                     <w:p>
                       <w:pPr>
-                        <w:pStyle w:val="FrameContentsuser"/>
+                        <w:pStyle w:val="FrameContents"/>
                         <w:spacing w:lineRule="auto" w:line="360"/>
                         <w:rPr/>
                       </w:pPr>
@@ -265,7 +254,7 @@
                     </w:p>
                     <w:p>
                       <w:pPr>
-                        <w:pStyle w:val="FrameContentsuser"/>
+                        <w:pStyle w:val="FrameContents"/>
                         <w:spacing w:lineRule="auto" w:line="360"/>
                         <w:rPr/>
                       </w:pPr>
@@ -296,7 +285,7 @@
                     </w:p>
                     <w:p>
                       <w:pPr>
-                        <w:pStyle w:val="FrameContentsuser"/>
+                        <w:pStyle w:val="FrameContents"/>
                         <w:spacing w:lineRule="auto" w:line="360"/>
                         <w:rPr/>
                       </w:pPr>
@@ -321,7 +310,7 @@
                     </w:p>
                     <w:p>
                       <w:pPr>
-                        <w:pStyle w:val="FrameContentsuser"/>
+                        <w:pStyle w:val="FrameContents"/>
                         <w:spacing w:lineRule="auto" w:line="360"/>
                         <w:rPr>
                           <w:color w:val="000000"/>
@@ -340,7 +329,7 @@
                     </w:p>
                     <w:p>
                       <w:pPr>
-                        <w:pStyle w:val="FrameContentsuser"/>
+                        <w:pStyle w:val="FrameContents"/>
                         <w:spacing w:lineRule="auto" w:line="360"/>
                         <w:rPr/>
                       </w:pPr>
@@ -359,15 +348,7 @@
                             <w:sz w:val="22"/>
                             <w:szCs w:val="22"/>
                           </w:rPr>
-                          <w:t>I</w:t>
-                        </w:r>
-                        <w:r>
-                          <w:rPr>
-                            <w:rStyle w:val="Hyperlink"/>
-                            <w:sz w:val="22"/>
-                            <w:szCs w:val="22"/>
-                          </w:rPr>
-                          <w:t>mperium.dev01</w:t>
+                          <w:t>Imperium.dev01</w:t>
                         </w:r>
                         <w:r>
                           <w:rPr>
@@ -382,7 +363,7 @@
                     </w:p>
                     <w:p>
                       <w:pPr>
-                        <w:pStyle w:val="FrameContentsuser"/>
+                        <w:pStyle w:val="FrameContents"/>
                         <w:spacing w:lineRule="auto" w:line="360"/>
                         <w:rPr>
                           <w:rFonts w:ascii="Arial" w:hAnsi="Arial" w:cs="Arial"/>
@@ -393,10 +374,7 @@
                       </w:pPr>
                       <w:r>
                         <w:rPr>
-                          <w:rFonts w:cs="Arial" w:ascii="Arial" w:hAnsi="Arial"/>
-                          <w:color w:themeColor="background2" w:themeShade="40" w:val="3B3838"/>
-                          <w:sz w:val="22"/>
-                          <w:szCs w:val="22"/>
+                          <w:color w:val="000000"/>
                         </w:rPr>
                       </w:r>
                     </w:p>
@@ -543,7 +521,7 @@
           <w:rFonts w:cs="Arial" w:ascii="Arial" w:hAnsi="Arial"/>
           <w:color w:themeColor="background2" w:themeShade="40" w:val="3B3838"/>
         </w:rPr>
-        <w:t>Backend-focused Full-Stack Engineer with strong experience building API-driven web applications using Node.js, TypeScript, and modern JavaScript frameworks. Skilled in designing and implementing RESTful services, authentication systems, and database-backed applications with a focus on scalability, security, and performance.</w:t>
+        <w:t>Full-Stack Engineer with strong experience building API-driven web applications using Node.js, TypeScript, and modern JavaScript frameworks. Skilled in designing and implementing RESTful services, authentication systems, and database-backed applications with a focus on scalability, security, and performance.</w:t>
       </w:r>
     </w:p>
     <w:p>
@@ -746,7 +724,7 @@
           <w:rFonts w:cs="Arial" w:ascii="Arial" w:hAnsi="Arial"/>
           <w:color w:themeColor="background2" w:themeShade="40" w:val="3B3838"/>
         </w:rPr>
-        <w:t>(actively expanding into PostgreSQL/MySQL)</w:t>
+        <w:t>PostgreSQL</w:t>
       </w:r>
     </w:p>
     <w:p>
@@ -802,14 +780,21 @@
           <w:rFonts w:cs="Arial" w:ascii="Arial" w:hAnsi="Arial"/>
           <w:color w:themeColor="background2" w:themeShade="40" w:val="3B3838"/>
         </w:rPr>
-        <w:t>Frontend (supporting role):</w:t>
-      </w:r>
-      <w:r>
-        <w:rPr>
-          <w:rFonts w:cs="Arial" w:ascii="Arial" w:hAnsi="Arial"/>
-          <w:color w:themeColor="background2" w:themeShade="40" w:val="3B3838"/>
-        </w:rPr>
-        <w:t>Next.js, React</w:t>
+        <w:t xml:space="preserve">Frontend : </w:t>
+      </w:r>
+      <w:r>
+        <w:rPr>
+          <w:rFonts w:cs="Arial" w:ascii="Arial" w:hAnsi="Arial"/>
+          <w:color w:themeColor="background2" w:themeShade="40" w:val="3B3838"/>
+        </w:rPr>
+        <w:t xml:space="preserve">Next.js, React, </w:t>
+      </w:r>
+      <w:r>
+        <w:rPr>
+          <w:rFonts w:cs="Arial" w:ascii="Arial" w:hAnsi="Arial"/>
+          <w:color w:themeColor="background2" w:themeShade="40" w:val="3B3838"/>
+        </w:rPr>
+        <w:t xml:space="preserve">Tailwind CSS, API Integration HTML, CSS, Responsive Web Design </w:t>
       </w:r>
     </w:p>
     <w:p>
@@ -846,24 +831,21 @@
           <w:rFonts w:cs="Arial" w:ascii="Arial" w:hAnsi="Arial"/>
           <w:color w:themeColor="background2" w:themeShade="40" w:val="3B3838"/>
         </w:rPr>
-        <w:t>Git, GitHub, Responsive Web Design, Component-based architecture</w:t>
-      </w:r>
-    </w:p>
-    <w:p>
-      <w:pPr>
-        <w:pStyle w:val="ListParagraph"/>
-        <w:spacing w:lineRule="auto" w:line="360"/>
-        <w:ind w:hanging="296" w:start="-567" w:end="1"/>
-        <w:rPr>
-          <w:rFonts w:ascii="Arial" w:hAnsi="Arial" w:cs="Arial"/>
-          <w:color w:themeColor="background2" w:themeShade="40" w:val="3B3838"/>
-        </w:rPr>
-      </w:pPr>
-      <w:r>
-        <w:rPr>
-          <w:rFonts w:cs="Arial" w:ascii="Arial" w:hAnsi="Arial"/>
-          <w:color w:themeColor="background2" w:themeShade="40" w:val="3B3838"/>
-        </w:rPr>
+        <w:t xml:space="preserve">Git, GitHub, Redis, Axios, Component-Based Architecture, MVC / </w:t>
+      </w:r>
+      <w:r>
+        <w:rPr>
+          <w:rFonts w:cs="Arial" w:ascii="Arial" w:hAnsi="Arial"/>
+          <w:color w:themeColor="background2" w:themeShade="40" w:val="3B3838"/>
+        </w:rPr>
+        <w:t xml:space="preserve">Module Based/ </w:t>
+      </w:r>
+      <w:r>
+        <w:rPr>
+          <w:rFonts w:cs="Arial" w:ascii="Arial" w:hAnsi="Arial"/>
+          <w:color w:themeColor="background2" w:themeShade="40" w:val="3B3838"/>
+        </w:rPr>
+        <w:t>Layered Architecture</w:t>
       </w:r>
     </w:p>
     <w:p>
@@ -1227,51 +1209,71 @@
     <w:p>
       <w:pPr>
         <w:pStyle w:val="ListParagraph"/>
-        <w:spacing w:lineRule="auto" w:line="360"/>
-        <w:ind w:hanging="296" w:start="-567" w:end="1"/>
-        <w:rPr>
-          <w:rFonts w:ascii="Arial" w:hAnsi="Arial" w:cs="Calibri" w:cstheme="minorHAnsi"/>
+        <w:numPr>
+          <w:ilvl w:val="0"/>
+          <w:numId w:val="0"/>
+        </w:numPr>
+        <w:spacing w:lineRule="auto" w:line="360"/>
+        <w:ind w:hanging="0" w:start="-567" w:end="1"/>
+        <w:rPr>
+          <w:rFonts w:cs="Calibri" w:cstheme="minorHAnsi"/>
           <w:b/>
           <w:bCs/>
           <w:color w:val="7030A0"/>
-          <w:sz w:val="16"/>
-          <w:szCs w:val="16"/>
-        </w:rPr>
-      </w:pPr>
-      <w:r>
-        <w:rPr>
-          <w:rFonts w:cs="Calibri" w:cstheme="minorHAnsi" w:ascii="Arial" w:hAnsi="Arial"/>
+          <w:sz w:val="32"/>
+          <w:szCs w:val="32"/>
+        </w:rPr>
+      </w:pPr>
+      <w:r>
+        <w:rPr>
+          <w:rFonts w:cs="Arial" w:ascii="Arial" w:hAnsi="Arial"/>
+          <w:b/>
+          <w:bCs/>
+          <w:color w:themeColor="background2" w:themeShade="40" w:val="3B3838"/>
+          <w:sz w:val="32"/>
+          <w:szCs w:val="32"/>
+        </w:rPr>
+      </w:r>
+    </w:p>
+    <w:p>
+      <w:pPr>
+        <w:pStyle w:val="ListParagraph"/>
+        <w:numPr>
+          <w:ilvl w:val="0"/>
+          <w:numId w:val="0"/>
+        </w:numPr>
+        <w:spacing w:lineRule="auto" w:line="360"/>
+        <w:ind w:hanging="0" w:start="-863" w:end="1"/>
+        <w:rPr>
+          <w:rFonts w:cs="Calibri" w:cstheme="minorHAnsi"/>
           <w:b/>
           <w:bCs/>
           <w:color w:val="7030A0"/>
-          <w:sz w:val="16"/>
-          <w:szCs w:val="16"/>
-        </w:rPr>
-      </w:r>
-    </w:p>
-    <w:p>
-      <w:pPr>
-        <w:pStyle w:val="ListParagraph"/>
-        <w:spacing w:lineRule="auto" w:line="360"/>
-        <w:ind w:hanging="296" w:start="-567" w:end="1"/>
-        <w:rPr>
-          <w:rFonts w:ascii="Arial" w:hAnsi="Arial" w:cs="Calibri" w:cstheme="minorHAnsi"/>
-          <w:b/>
-          <w:bCs/>
-          <w:color w:val="7030A0"/>
-          <w:sz w:val="16"/>
-          <w:szCs w:val="16"/>
-        </w:rPr>
-      </w:pPr>
-      <w:r>
-        <w:rPr>
-          <w:rFonts w:cs="Calibri" w:cstheme="minorHAnsi" w:ascii="Arial" w:hAnsi="Arial"/>
-          <w:b/>
-          <w:bCs/>
-          <w:color w:val="7030A0"/>
-          <w:sz w:val="16"/>
-          <w:szCs w:val="16"/>
-        </w:rPr>
+          <w:sz w:val="32"/>
+          <w:szCs w:val="32"/>
+        </w:rPr>
+      </w:pPr>
+      <w:r>
+        <w:rPr>
+          <w:rFonts w:cs="Calibri" w:ascii="Arial" w:hAnsi="Arial" w:cstheme="minorHAnsi"/>
+          <w:b/>
+          <w:bCs/>
+          <w:color w:val="111111"/>
+          <w:sz w:val="32"/>
+          <w:szCs w:val="32"/>
+        </w:rPr>
+        <w:t>P</w:t>
+      </w:r>
+      <w:r>
+        <w:rPr>
+          <w:rFonts w:cs="Calibri" w:ascii="Arial" w:hAnsi="Arial" w:cstheme="minorHAnsi"/>
+          <w:b/>
+          <w:bCs/>
+          <w:color w:val="111111"/>
+          <w:sz w:val="32"/>
+          <w:szCs w:val="32"/>
+        </w:rPr>
+        <w:t>ROJECTS</w:t>
       </w:r>
     </w:p>
     <w:p>
@@ -1499,6 +1501,31 @@
     </w:p>
     <w:p>
       <w:pPr>
+        <w:pStyle w:val="BodyText"/>
+        <w:widowControl/>
+        <w:numPr>
+          <w:ilvl w:val="0"/>
+          <w:numId w:val="0"/>
+        </w:numPr>
+        <w:bidi w:val="0"/>
+        <w:spacing w:lineRule="auto" w:line="276" w:before="0" w:after="140"/>
+        <w:ind w:hanging="0" w:start="-540" w:end="0"/>
+        <w:jc w:val="start"/>
+        <w:rPr>
+          <w:rFonts w:ascii="Arial" w:hAnsi="Arial" w:cs="Arial"/>
+          <w:b/>
+          <w:bCs/>
+          <w:color w:themeColor="accent6" w:themeShade="80" w:val="385623"/>
+        </w:rPr>
+      </w:pPr>
+      <w:r>
+        <w:rPr>
+          <w:color w:themeColor="background2" w:themeShade="40" w:val="3B3838"/>
+        </w:rPr>
+      </w:r>
+    </w:p>
+    <w:p>
+      <w:pPr>
         <w:pStyle w:val="ListParagraph"/>
         <w:spacing w:lineRule="auto" w:line="360"/>
         <w:ind w:hanging="296" w:start="-567" w:end="1"/>
@@ -1531,9 +1558,9 @@
           <w:rFonts w:ascii="Arial" w:hAnsi="Arial" w:cs="Calibri" w:cstheme="minorHAnsi"/>
           <w:b/>
           <w:bCs/>
-          <w:color w:val="7030A0"/>
-          <w:sz w:val="16"/>
-          <w:szCs w:val="16"/>
+          <w:color w:val="1C1C1C"/>
+          <w:sz w:val="24"/>
+          <w:szCs w:val="24"/>
         </w:rPr>
       </w:pPr>
       <w:r>
@@ -1541,10 +1568,11 @@
           <w:rFonts w:cs="Calibri" w:cstheme="minorHAnsi" w:ascii="Arial" w:hAnsi="Arial"/>
           <w:b/>
           <w:bCs/>
-          <w:color w:val="7030A0"/>
-          <w:sz w:val="16"/>
-          <w:szCs w:val="16"/>
-        </w:rPr>
+          <w:color w:val="1C1C1C"/>
+          <w:sz w:val="24"/>
+          <w:szCs w:val="24"/>
+        </w:rPr>
+        <w:t>SewDesk - Tailor Management System</w:t>
       </w:r>
     </w:p>
     <w:p>
@@ -1556,9 +1584,9 @@
           <w:rFonts w:ascii="Arial" w:hAnsi="Arial" w:cs="Calibri" w:cstheme="minorHAnsi"/>
           <w:b/>
           <w:bCs/>
-          <w:color w:val="7030A0"/>
-          <w:sz w:val="16"/>
-          <w:szCs w:val="16"/>
+          <w:color w:val="111111"/>
+          <w:sz w:val="20"/>
+          <w:szCs w:val="20"/>
         </w:rPr>
       </w:pPr>
       <w:r>
@@ -1566,9 +1594,314 @@
           <w:rFonts w:cs="Calibri" w:cstheme="minorHAnsi" w:ascii="Arial" w:hAnsi="Arial"/>
           <w:b/>
           <w:bCs/>
-          <w:color w:val="7030A0"/>
-          <w:sz w:val="16"/>
-          <w:szCs w:val="16"/>
+          <w:color w:val="111111"/>
+          <w:sz w:val="20"/>
+          <w:szCs w:val="20"/>
+        </w:rPr>
+        <w:t>Full-Stack Developer | Next.js, TypeScript, NestJS, PostgreSQL, Redis</w:t>
+      </w:r>
+    </w:p>
+    <w:p>
+      <w:pPr>
+        <w:pStyle w:val="ListParagraph"/>
+        <w:spacing w:lineRule="auto" w:line="360"/>
+        <w:ind w:hanging="296" w:start="-567" w:end="1"/>
+        <w:rPr>
+          <w:rFonts w:ascii="Arial" w:hAnsi="Arial" w:cs="Calibri" w:cstheme="minorHAnsi"/>
+          <w:b/>
+          <w:bCs/>
+          <w:color w:val="111111"/>
+          <w:sz w:val="20"/>
+          <w:szCs w:val="20"/>
+        </w:rPr>
+      </w:pPr>
+      <w:r>
+        <w:rPr>
+          <w:rFonts w:cs="Calibri" w:cstheme="minorHAnsi" w:ascii="Arial" w:hAnsi="Arial"/>
+          <w:b/>
+          <w:bCs/>
+          <w:color w:val="111111"/>
+          <w:sz w:val="20"/>
+          <w:szCs w:val="20"/>
+        </w:rPr>
+      </w:r>
+    </w:p>
+    <w:p>
+      <w:pPr>
+        <w:pStyle w:val="ListParagraph"/>
+        <w:numPr>
+          <w:ilvl w:val="0"/>
+          <w:numId w:val="5"/>
+        </w:numPr>
+        <w:spacing w:lineRule="auto" w:line="360"/>
+        <w:rPr>
+          <w:rFonts w:ascii="Calibri" w:hAnsi="Calibri" w:cs="Calibri" w:cstheme="minorHAnsi"/>
+          <w:b w:val="false"/>
+          <w:bCs w:val="false"/>
+          <w:color w:val="111111"/>
+          <w:sz w:val="24"/>
+          <w:szCs w:val="24"/>
+          <w:lang w:val="de-DE"/>
+        </w:rPr>
+      </w:pPr>
+      <w:r>
+        <w:rPr>
+          <w:rFonts w:cs="Calibri" w:cstheme="minorHAnsi" w:ascii="Calibri" w:hAnsi="Calibri"/>
+          <w:b w:val="false"/>
+          <w:bCs w:val="false"/>
+          <w:color w:val="111111"/>
+          <w:sz w:val="24"/>
+          <w:szCs w:val="24"/>
+          <w:lang w:val="de-DE"/>
+        </w:rPr>
+        <w:t>Built a full-stack tailor management platform for managing clients, clothing orders, measurements, payments, inquiries, and customer bookings.</w:t>
+      </w:r>
+    </w:p>
+    <w:p>
+      <w:pPr>
+        <w:pStyle w:val="ListParagraph"/>
+        <w:numPr>
+          <w:ilvl w:val="0"/>
+          <w:numId w:val="5"/>
+        </w:numPr>
+        <w:spacing w:lineRule="auto" w:line="360"/>
+        <w:rPr>
+          <w:rFonts w:ascii="Calibri" w:hAnsi="Calibri" w:cs="Calibri" w:cstheme="minorHAnsi"/>
+          <w:b w:val="false"/>
+          <w:bCs w:val="false"/>
+          <w:color w:val="111111"/>
+          <w:sz w:val="24"/>
+          <w:szCs w:val="24"/>
+          <w:lang w:val="de-DE"/>
+        </w:rPr>
+      </w:pPr>
+      <w:r>
+        <w:rPr>
+          <w:rFonts w:cs="Calibri" w:cstheme="minorHAnsi" w:ascii="Calibri" w:hAnsi="Calibri"/>
+          <w:b w:val="false"/>
+          <w:bCs w:val="false"/>
+          <w:color w:val="111111"/>
+          <w:sz w:val="24"/>
+          <w:szCs w:val="24"/>
+          <w:lang w:val="de-DE"/>
+        </w:rPr>
+        <w:t>Developed RESTful backend APIs using NestJS and TypeScript for authentication, business management, clients, orders, payments, and booking functionality.</w:t>
+      </w:r>
+    </w:p>
+    <w:p>
+      <w:pPr>
+        <w:pStyle w:val="ListParagraph"/>
+        <w:numPr>
+          <w:ilvl w:val="0"/>
+          <w:numId w:val="5"/>
+        </w:numPr>
+        <w:spacing w:lineRule="auto" w:line="360"/>
+        <w:rPr>
+          <w:rFonts w:ascii="Calibri" w:hAnsi="Calibri" w:cs="Calibri" w:cstheme="minorHAnsi"/>
+          <w:b w:val="false"/>
+          <w:bCs w:val="false"/>
+          <w:color w:val="111111"/>
+          <w:sz w:val="24"/>
+          <w:szCs w:val="24"/>
+          <w:lang w:val="de-DE"/>
+        </w:rPr>
+      </w:pPr>
+      <w:r>
+        <w:rPr>
+          <w:rFonts w:cs="Calibri" w:cstheme="minorHAnsi" w:ascii="Calibri" w:hAnsi="Calibri"/>
+          <w:b w:val="false"/>
+          <w:bCs w:val="false"/>
+          <w:color w:val="111111"/>
+          <w:sz w:val="24"/>
+          <w:szCs w:val="24"/>
+          <w:lang w:val="de-DE"/>
+        </w:rPr>
+        <w:t>Designed and implemented the PostgreSQL database structure and SQL queries for application data management.</w:t>
+      </w:r>
+    </w:p>
+    <w:p>
+      <w:pPr>
+        <w:pStyle w:val="ListParagraph"/>
+        <w:numPr>
+          <w:ilvl w:val="0"/>
+          <w:numId w:val="5"/>
+        </w:numPr>
+        <w:spacing w:lineRule="auto" w:line="360"/>
+        <w:rPr>
+          <w:rFonts w:ascii="Calibri" w:hAnsi="Calibri" w:cs="Calibri" w:cstheme="minorHAnsi"/>
+          <w:b w:val="false"/>
+          <w:bCs w:val="false"/>
+          <w:color w:val="111111"/>
+          <w:sz w:val="24"/>
+          <w:szCs w:val="24"/>
+          <w:lang w:val="de-DE"/>
+        </w:rPr>
+      </w:pPr>
+      <w:r>
+        <w:rPr>
+          <w:rFonts w:cs="Calibri" w:cstheme="minorHAnsi" w:ascii="Calibri" w:hAnsi="Calibri"/>
+          <w:b w:val="false"/>
+          <w:bCs w:val="false"/>
+          <w:color w:val="111111"/>
+          <w:sz w:val="24"/>
+          <w:szCs w:val="24"/>
+          <w:lang w:val="de-DE"/>
+        </w:rPr>
+        <w:t>Implemented authentication and authorization with protected API endpoints and frontend route protection.</w:t>
+      </w:r>
+    </w:p>
+    <w:p>
+      <w:pPr>
+        <w:pStyle w:val="ListParagraph"/>
+        <w:numPr>
+          <w:ilvl w:val="0"/>
+          <w:numId w:val="5"/>
+        </w:numPr>
+        <w:spacing w:lineRule="auto" w:line="360"/>
+        <w:rPr>
+          <w:rFonts w:ascii="Calibri" w:hAnsi="Calibri" w:cs="Calibri" w:cstheme="minorHAnsi"/>
+          <w:b w:val="false"/>
+          <w:bCs w:val="false"/>
+          <w:color w:val="111111"/>
+          <w:sz w:val="24"/>
+          <w:szCs w:val="24"/>
+          <w:lang w:val="de-DE"/>
+        </w:rPr>
+      </w:pPr>
+      <w:r>
+        <w:rPr>
+          <w:rFonts w:cs="Calibri" w:cstheme="minorHAnsi" w:ascii="Calibri" w:hAnsi="Calibri"/>
+          <w:b w:val="false"/>
+          <w:bCs w:val="false"/>
+          <w:color w:val="111111"/>
+          <w:sz w:val="24"/>
+          <w:szCs w:val="24"/>
+          <w:lang w:val="de-DE"/>
+        </w:rPr>
+        <w:t>Developed responsive frontend interfaces using Next.js, TypeScript, and Tailwind CSS.</w:t>
+      </w:r>
+    </w:p>
+    <w:p>
+      <w:pPr>
+        <w:pStyle w:val="ListParagraph"/>
+        <w:numPr>
+          <w:ilvl w:val="0"/>
+          <w:numId w:val="5"/>
+        </w:numPr>
+        <w:spacing w:lineRule="auto" w:line="360"/>
+        <w:rPr>
+          <w:rFonts w:ascii="Calibri" w:hAnsi="Calibri" w:cs="Calibri" w:cstheme="minorHAnsi"/>
+          <w:b w:val="false"/>
+          <w:bCs w:val="false"/>
+          <w:color w:val="111111"/>
+          <w:sz w:val="24"/>
+          <w:szCs w:val="24"/>
+          <w:lang w:val="de-DE"/>
+        </w:rPr>
+      </w:pPr>
+      <w:r>
+        <w:rPr>
+          <w:rFonts w:cs="Calibri" w:cstheme="minorHAnsi" w:ascii="Calibri" w:hAnsi="Calibri"/>
+          <w:b w:val="false"/>
+          <w:bCs w:val="false"/>
+          <w:color w:val="111111"/>
+          <w:sz w:val="24"/>
+          <w:szCs w:val="24"/>
+          <w:lang w:val="de-DE"/>
+        </w:rPr>
+        <w:t>Integrated frontend applications with backend APIs using Axios, handling authentication state, loading states, and API errors.</w:t>
+      </w:r>
+    </w:p>
+    <w:p>
+      <w:pPr>
+        <w:pStyle w:val="ListParagraph"/>
+        <w:numPr>
+          <w:ilvl w:val="0"/>
+          <w:numId w:val="5"/>
+        </w:numPr>
+        <w:spacing w:lineRule="auto" w:line="360"/>
+        <w:rPr>
+          <w:rFonts w:ascii="Calibri" w:hAnsi="Calibri" w:cs="Calibri" w:cstheme="minorHAnsi"/>
+          <w:b w:val="false"/>
+          <w:bCs w:val="false"/>
+          <w:color w:val="111111"/>
+          <w:sz w:val="24"/>
+          <w:szCs w:val="24"/>
+          <w:lang w:val="de-DE"/>
+        </w:rPr>
+      </w:pPr>
+      <w:r>
+        <w:rPr>
+          <w:rFonts w:cs="Calibri" w:cstheme="minorHAnsi" w:ascii="Calibri" w:hAnsi="Calibri"/>
+          <w:b w:val="false"/>
+          <w:bCs w:val="false"/>
+          <w:color w:val="111111"/>
+          <w:sz w:val="24"/>
+          <w:szCs w:val="24"/>
+          <w:lang w:val="de-DE"/>
+        </w:rPr>
+        <w:t>Implemented business slugs for readable customer-facing URLs, allowing booking pages such as /sewdesk/ezekiel-couture/book.</w:t>
+      </w:r>
+    </w:p>
+    <w:p>
+      <w:pPr>
+        <w:pStyle w:val="ListParagraph"/>
+        <w:numPr>
+          <w:ilvl w:val="0"/>
+          <w:numId w:val="5"/>
+        </w:numPr>
+        <w:spacing w:lineRule="auto" w:line="360"/>
+        <w:rPr>
+          <w:rFonts w:ascii="Calibri" w:hAnsi="Calibri" w:cs="Calibri" w:cstheme="minorHAnsi"/>
+          <w:b w:val="false"/>
+          <w:bCs w:val="false"/>
+          <w:color w:val="111111"/>
+          <w:sz w:val="24"/>
+          <w:szCs w:val="24"/>
+          <w:lang w:val="de-DE"/>
+        </w:rPr>
+      </w:pPr>
+      <w:r>
+        <w:rPr>
+          <w:rFonts w:cs="Calibri" w:cstheme="minorHAnsi" w:ascii="Calibri" w:hAnsi="Calibri"/>
+          <w:b w:val="false"/>
+          <w:bCs w:val="false"/>
+          <w:color w:val="111111"/>
+          <w:sz w:val="24"/>
+          <w:szCs w:val="24"/>
+          <w:lang w:val="de-DE"/>
+        </w:rPr>
+        <w:t>Built reusable components and structured application state to improve maintainability across the frontend.</w:t>
+      </w:r>
+    </w:p>
+    <w:p>
+      <w:pPr>
+        <w:pStyle w:val="ListParagraph"/>
+        <w:numPr>
+          <w:ilvl w:val="0"/>
+          <w:numId w:val="0"/>
+        </w:numPr>
+        <w:spacing w:lineRule="auto" w:line="360"/>
+        <w:ind w:hanging="0" w:start="-131"/>
+        <w:rPr>
+          <w:rFonts w:ascii="Calibri" w:hAnsi="Calibri" w:cs="Calibri" w:cstheme="minorHAnsi"/>
+          <w:b w:val="false"/>
+          <w:bCs w:val="false"/>
+          <w:color w:val="111111"/>
+          <w:sz w:val="24"/>
+          <w:szCs w:val="24"/>
+          <w:lang w:val="de-DE"/>
+        </w:rPr>
+      </w:pPr>
+      <w:r>
+        <w:rPr>
+          <w:rFonts w:cs="Calibri" w:cstheme="minorHAnsi" w:ascii="Calibri" w:hAnsi="Calibri"/>
+          <w:b w:val="false"/>
+          <w:bCs w:val="false"/>
+          <w:color w:val="111111"/>
+          <w:sz w:val="24"/>
+          <w:szCs w:val="24"/>
+          <w:lang w:val="de-DE"/>
         </w:rPr>
       </w:r>
     </w:p>
@@ -1801,6 +2134,57 @@
       <w:pPr>
         <w:pStyle w:val="Normal"/>
         <w:spacing w:lineRule="auto" w:line="360"/>
+        <w:ind w:end="-988"/>
+        <w:rPr>
+          <w:rFonts w:ascii="Arial" w:hAnsi="Arial" w:cs="Arial"/>
+          <w:color w:themeColor="text1" w:val="000000"/>
+        </w:rPr>
+      </w:pPr>
+      <w:r>
+        <w:rPr>
+          <w:rFonts w:cs="Arial" w:ascii="Arial" w:hAnsi="Arial"/>
+          <w:color w:themeColor="text1" w:val="000000"/>
+        </w:rPr>
+      </w:r>
+    </w:p>
+    <w:p>
+      <w:pPr>
+        <w:pStyle w:val="Normal"/>
+        <w:spacing w:lineRule="auto" w:line="360"/>
+        <w:ind w:end="-988"/>
+        <w:rPr>
+          <w:rFonts w:ascii="Arial" w:hAnsi="Arial" w:cs="Arial"/>
+          <w:color w:themeColor="text1" w:val="000000"/>
+        </w:rPr>
+      </w:pPr>
+      <w:r>
+        <w:rPr>
+          <w:rFonts w:cs="Arial" w:ascii="Arial" w:hAnsi="Arial"/>
+          <w:color w:themeColor="text1" w:val="000000"/>
+        </w:rPr>
+      </w:r>
+    </w:p>
+    <w:p>
+      <w:pPr>
+        <w:pStyle w:val="Normal"/>
+        <w:spacing w:lineRule="auto" w:line="360"/>
+        <w:ind w:end="-988"/>
+        <w:rPr>
+          <w:rFonts w:ascii="Arial" w:hAnsi="Arial" w:cs="Arial"/>
+          <w:color w:themeColor="text1" w:val="000000"/>
+        </w:rPr>
+      </w:pPr>
+      <w:r>
+        <w:rPr>
+          <w:rFonts w:cs="Arial" w:ascii="Arial" w:hAnsi="Arial"/>
+          <w:color w:themeColor="text1" w:val="000000"/>
+        </w:rPr>
+      </w:r>
+    </w:p>
+    <w:p>
+      <w:pPr>
+        <w:pStyle w:val="Normal"/>
+        <w:spacing w:lineRule="auto" w:line="360"/>
         <w:ind w:start="-863" w:end="1"/>
         <w:rPr>
           <w:rFonts w:cs="Calibri" w:cstheme="minorHAnsi"/>
@@ -1870,9 +2254,11 @@
       <w:r>
         <w:rPr>
           <w:rFonts w:cs="Arial" w:ascii="Arial" w:hAnsi="Arial"/>
+          <w:b w:val="false"/>
+          <w:bCs w:val="false"/>
           <w:color w:themeColor="text1" w:val="000000"/>
         </w:rPr>
-        <w:t xml:space="preserve">Translating UI systems into functional backend-driven applications </w:t>
+        <w:t>Full-stack application development</w:t>
       </w:r>
     </w:p>
     <w:p>
@@ -1895,9 +2281,11 @@
       <w:r>
         <w:rPr>
           <w:rFonts w:cs="Arial" w:ascii="Arial" w:hAnsi="Arial"/>
+          <w:b w:val="false"/>
+          <w:bCs w:val="false"/>
           <w:color w:themeColor="text1" w:val="000000"/>
         </w:rPr>
-        <w:t xml:space="preserve">Strong problem-solving and debugging ability </w:t>
+        <w:t>Database design and data modeling</w:t>
       </w:r>
     </w:p>
     <w:p>
@@ -1920,9 +2308,11 @@
       <w:r>
         <w:rPr>
           <w:rFonts w:cs="Arial" w:ascii="Arial" w:hAnsi="Arial"/>
+          <w:b w:val="false"/>
+          <w:bCs w:val="false"/>
           <w:color w:themeColor="text1" w:val="000000"/>
         </w:rPr>
-        <w:t xml:space="preserve">Rapid learning and adaptation to backend architecture patterns </w:t>
+        <w:t>Authentication and authorization</w:t>
       </w:r>
     </w:p>
     <w:p>
@@ -1945,9 +2335,92 @@
       <w:r>
         <w:rPr>
           <w:rFonts w:cs="Arial" w:ascii="Arial" w:hAnsi="Arial"/>
+          <w:b w:val="false"/>
+          <w:bCs w:val="false"/>
           <w:color w:themeColor="text1" w:val="000000"/>
         </w:rPr>
-        <w:t>Collaborative development in team environments</w:t>
+        <w:t>Translating UI requirements into functional applications</w:t>
+      </w:r>
+    </w:p>
+    <w:p>
+      <w:pPr>
+        <w:pStyle w:val="Normal"/>
+        <w:numPr>
+          <w:ilvl w:val="0"/>
+          <w:numId w:val="3"/>
+        </w:numPr>
+        <w:spacing w:lineRule="auto" w:line="360"/>
+        <w:rPr>
+          <w:rFonts w:cs="Calibri" w:cstheme="minorHAnsi"/>
+          <w:b/>
+          <w:bCs/>
+          <w:color w:val="7030A0"/>
+          <w:sz w:val="32"/>
+          <w:szCs w:val="32"/>
+        </w:rPr>
+      </w:pPr>
+      <w:r>
+        <w:rPr>
+          <w:rFonts w:cs="Arial" w:ascii="Arial" w:hAnsi="Arial"/>
+          <w:b w:val="false"/>
+          <w:bCs w:val="false"/>
+          <w:color w:themeColor="text1" w:val="000000"/>
+        </w:rPr>
+        <w:t>Problem-solving and debugging</w:t>
+      </w:r>
+    </w:p>
+    <w:p>
+      <w:pPr>
+        <w:pStyle w:val="Normal"/>
+        <w:numPr>
+          <w:ilvl w:val="0"/>
+          <w:numId w:val="3"/>
+        </w:numPr>
+        <w:spacing w:lineRule="auto" w:line="360"/>
+        <w:rPr>
+          <w:rFonts w:cs="Calibri" w:cstheme="minorHAnsi"/>
+          <w:b/>
+          <w:bCs/>
+          <w:color w:val="7030A0"/>
+          <w:sz w:val="32"/>
+          <w:szCs w:val="32"/>
+        </w:rPr>
+      </w:pPr>
+      <w:r>
+        <w:rPr>
+          <w:rFonts w:cs="Arial" w:ascii="Arial" w:hAnsi="Arial"/>
+          <w:b w:val="false"/>
+          <w:bCs w:val="false"/>
+          <w:color w:themeColor="text1" w:val="000000"/>
+        </w:rPr>
+        <w:t>Learning and applying backend architecture patterns</w:t>
+      </w:r>
+    </w:p>
+    <w:p>
+      <w:pPr>
+        <w:pStyle w:val="Normal"/>
+        <w:numPr>
+          <w:ilvl w:val="0"/>
+          <w:numId w:val="3"/>
+        </w:numPr>
+        <w:spacing w:lineRule="auto" w:line="360"/>
+        <w:rPr>
+          <w:rFonts w:cs="Calibri" w:cstheme="minorHAnsi"/>
+          <w:b/>
+          <w:bCs/>
+          <w:color w:val="7030A0"/>
+          <w:sz w:val="32"/>
+          <w:szCs w:val="32"/>
+        </w:rPr>
+      </w:pPr>
+      <w:r>
+        <w:rPr>
+          <w:rFonts w:cs="Arial" w:ascii="Arial" w:hAnsi="Arial"/>
+          <w:b w:val="false"/>
+          <w:bCs w:val="false"/>
+          <w:color w:themeColor="text1" w:val="000000"/>
+        </w:rPr>
+        <w:t>Collaborative development and Git-based workflows</w:t>
       </w:r>
     </w:p>
     <w:p>
@@ -2541,6 +3014,149 @@
       </w:rPr>
     </w:lvl>
   </w:abstractNum>
+  <w:abstractNum w:abstractNumId="5">
+    <w:lvl w:ilvl="0">
+      <w:start w:val="1"/>
+      <w:numFmt w:val="bullet"/>
+      <w:lvlText w:val=""/>
+      <w:lvlJc w:val="start"/>
+      <w:pPr>
+        <w:ind w:start="-131" w:hanging="360"/>
+      </w:pPr>
+      <w:rPr>
+        <w:rFonts w:ascii="Symbol" w:hAnsi="Symbol" w:cs="Symbol" w:hint="default"/>
+        <w:color w:val="111111"/>
+      </w:rPr>
+    </w:lvl>
+    <w:lvl w:ilvl="1">
+      <w:start w:val="1"/>
+      <w:numFmt w:val="bullet"/>
+      <w:lvlText w:val="◦"/>
+      <w:lvlJc w:val="start"/>
+      <w:pPr>
+        <w:tabs>
+          <w:tab w:val="num" w:pos="229"/>
+        </w:tabs>
+        <w:ind w:start="229" w:hanging="360"/>
+      </w:pPr>
+      <w:rPr>
+        <w:rFonts w:ascii="OpenSymbol" w:hAnsi="OpenSymbol" w:cs="OpenSymbol" w:hint="default"/>
+        <w:color w:val="111111"/>
+      </w:rPr>
+    </w:lvl>
+    <w:lvl w:ilvl="2">
+      <w:start w:val="1"/>
+      <w:numFmt w:val="bullet"/>
+      <w:lvlText w:val="▪"/>
+      <w:lvlJc w:val="start"/>
+      <w:pPr>
+        <w:tabs>
+          <w:tab w:val="num" w:pos="589"/>
+        </w:tabs>
+        <w:ind w:start="589" w:hanging="360"/>
+      </w:pPr>
+      <w:rPr>
+        <w:rFonts w:ascii="OpenSymbol" w:hAnsi="OpenSymbol" w:cs="OpenSymbol" w:hint="default"/>
+        <w:color w:val="111111"/>
+      </w:rPr>
+    </w:lvl>
+    <w:lvl w:ilvl="3">
+      <w:start w:val="1"/>
+      <w:numFmt w:val="bullet"/>
+      <w:lvlText w:val=""/>
+      <w:lvlJc w:val="start"/>
+      <w:pPr>
+        <w:tabs>
+          <w:tab w:val="num" w:pos="949"/>
+        </w:tabs>
+        <w:ind w:start="949" w:hanging="360"/>
+      </w:pPr>
+      <w:rPr>
+        <w:rFonts w:ascii="Symbol" w:hAnsi="Symbol" w:cs="Symbol" w:hint="default"/>
+        <w:color w:val="111111"/>
+      </w:rPr>
+    </w:lvl>
+    <w:lvl w:ilvl="4">
+      <w:start w:val="1"/>
+      <w:numFmt w:val="bullet"/>
+      <w:lvlText w:val="◦"/>
+      <w:lvlJc w:val="start"/>
+      <w:pPr>
+        <w:tabs>
+          <w:tab w:val="num" w:pos="1309"/>
+        </w:tabs>
+        <w:ind w:start="1309" w:hanging="360"/>
+      </w:pPr>
+      <w:rPr>
+        <w:rFonts w:ascii="OpenSymbol" w:hAnsi="OpenSymbol" w:cs="OpenSymbol" w:hint="default"/>
+        <w:color w:val="111111"/>
+      </w:rPr>
+    </w:lvl>
+    <w:lvl w:ilvl="5">
+      <w:start w:val="1"/>
+      <w:numFmt w:val="bullet"/>
+      <w:lvlText w:val="▪"/>
+      <w:lvlJc w:val="start"/>
+      <w:pPr>
+        <w:tabs>
+          <w:tab w:val="num" w:pos="1669"/>
+        </w:tabs>
+        <w:ind w:start="1669" w:hanging="360"/>
+      </w:pPr>
+      <w:rPr>
+        <w:rFonts w:ascii="OpenSymbol" w:hAnsi="OpenSymbol" w:cs="OpenSymbol" w:hint="default"/>
+        <w:color w:val="111111"/>
+      </w:rPr>
+    </w:lvl>
+    <w:lvl w:ilvl="6">
+      <w:start w:val="1"/>
+      <w:numFmt w:val="bullet"/>
+      <w:lvlText w:val=""/>
+      <w:lvlJc w:val="start"/>
+      <w:pPr>
+        <w:tabs>
+          <w:tab w:val="num" w:pos="2029"/>
+        </w:tabs>
+        <w:ind w:start="2029" w:hanging="360"/>
+      </w:pPr>
+      <w:rPr>
+        <w:rFonts w:ascii="Symbol" w:hAnsi="Symbol" w:cs="Symbol" w:hint="default"/>
+        <w:color w:val="111111"/>
+      </w:rPr>
+    </w:lvl>
+    <w:lvl w:ilvl="7">
+      <w:start w:val="1"/>
+      <w:numFmt w:val="bullet"/>
+      <w:lvlText w:val="◦"/>
+      <w:lvlJc w:val="start"/>
+      <w:pPr>
+        <w:tabs>
+          <w:tab w:val="num" w:pos="2389"/>
+        </w:tabs>
+        <w:ind w:start="2389" w:hanging="360"/>
+      </w:pPr>
+      <w:rPr>
+        <w:rFonts w:ascii="OpenSymbol" w:hAnsi="OpenSymbol" w:cs="OpenSymbol" w:hint="default"/>
+        <w:color w:val="111111"/>
+      </w:rPr>
+    </w:lvl>
+    <w:lvl w:ilvl="8">
+      <w:start w:val="1"/>
+      <w:numFmt w:val="bullet"/>
+      <w:lvlText w:val="▪"/>
+      <w:lvlJc w:val="start"/>
+      <w:pPr>
+        <w:tabs>
+          <w:tab w:val="num" w:pos="2749"/>
+        </w:tabs>
+        <w:ind w:start="2749" w:hanging="360"/>
+      </w:pPr>
+      <w:rPr>
+        <w:rFonts w:ascii="OpenSymbol" w:hAnsi="OpenSymbol" w:cs="OpenSymbol" w:hint="default"/>
+        <w:color w:val="111111"/>
+      </w:rPr>
+    </w:lvl>
+  </w:abstractNum>
   <w:num w:numId="1">
     <w:abstractNumId w:val="1"/>
   </w:num>
@@ -2552,6 +3168,9 @@
   </w:num>
   <w:num w:numId="4">
     <w:abstractNumId w:val="4"/>
+  </w:num>
+  <w:num w:numId="5">
+    <w:abstractNumId w:val="5"/>
   </w:num>
 </w:numbering>
 </file>
@@ -3033,8 +3652,8 @@
       <w:iCs/>
     </w:rPr>
   </w:style>
-  <w:style w:type="character" w:styleId="Bulletsuser">
-    <w:name w:val="Bullets (user)"/>
+  <w:style w:type="character" w:styleId="Bullets">
+    <w:name w:val="Bullets"/>
     <w:qFormat/>
     <w:rPr>
       <w:rFonts w:ascii="OpenSymbol" w:hAnsi="OpenSymbol" w:eastAsia="OpenSymbol" w:cs="OpenSymbol"/>
@@ -3117,15 +3736,15 @@
     </w:pPr>
     <w:rPr/>
   </w:style>
-  <w:style w:type="paragraph" w:styleId="FrameContentsuser">
-    <w:name w:val="Frame Contents (user)"/>
+  <w:style w:type="paragraph" w:styleId="FrameContents">
+    <w:name w:val="Frame Contents"/>
     <w:basedOn w:val="Normal"/>
     <w:qFormat/>
     <w:pPr/>
     <w:rPr/>
   </w:style>
-  <w:style w:type="paragraph" w:styleId="FrameContents">
-    <w:name w:val="Frame Contents"/>
+  <w:style w:type="paragraph" w:styleId="FrameContentsuser">
+    <w:name w:val="Frame Contents (user)"/>
     <w:basedOn w:val="Normal"/>
     <w:qFormat/>
     <w:pPr/>

--- a/public/INU_GEORGE_ENIKE_CV.docx
+++ b/public/INU_GEORGE_ENIKE_CV.docx
@@ -437,6 +437,16 @@
           <w:szCs w:val="36"/>
           <w:lang w:val="de-DE"/>
         </w:rPr>
+        <w:t>Frontend/</w:t>
+      </w:r>
+      <w:r>
+        <w:rPr>
+          <w:rFonts w:cs="Calibri" w:cstheme="minorHAnsi"/>
+          <w:color w:val="002060"/>
+          <w:sz w:val="36"/>
+          <w:szCs w:val="36"/>
+          <w:lang w:val="de-DE"/>
+        </w:rPr>
         <w:t>Full-Stack Engineer</w:t>
       </w:r>
     </w:p>
@@ -521,7 +531,7 @@
           <w:rFonts w:cs="Arial" w:ascii="Arial" w:hAnsi="Arial"/>
           <w:color w:themeColor="background2" w:themeShade="40" w:val="3B3838"/>
         </w:rPr>
-        <w:t>Full-Stack Engineer with strong experience building API-driven web applications using Node.js, TypeScript, and modern JavaScript frameworks. Skilled in designing and implementing RESTful services, authentication systems, and database-backed applications with a focus on scalability, security, and performance.</w:t>
+        <w:t>Frontend-focused Full-Stack Engineer experienced in building responsive, API-driven web applications using React, Next.js, TypeScript, JavaScript, and Tailwind CSS. Experienced in translating product and Figma designs into reusable, responsive interfaces, integrating REST APIs, implementing authentication flows, and building dashboards and user-facing portals.</w:t>
       </w:r>
     </w:p>
     <w:p>
@@ -539,7 +549,7 @@
           <w:rFonts w:cs="Arial" w:ascii="Arial" w:hAnsi="Arial"/>
           <w:color w:themeColor="background2" w:themeShade="40" w:val="3B3838"/>
         </w:rPr>
-        <w:t>Experienced in translating product requirements into working backend systems, integrating frontend applications with robust APIs, and building admin and user management systems. Actively developing deeper expertise in relational databases, system design fundamentals, and production-grade backend architecture for high-reliability applications.</w:t>
+        <w:t>Also experienced with Node.js, Express.js, PostgreSQL, MongoDB, and REST API development, providing strong end-to-end understanding of modern web application architecture. Comfortable working across codebases, collaborating on product development, and building maintainable applications focused on usability, performance, and reliability.</w:t>
       </w:r>
     </w:p>
     <w:p>
@@ -586,8 +596,691 @@
     </w:p>
     <w:p>
       <w:pPr>
+        <w:pStyle w:val="ListParagraph"/>
+        <w:spacing w:lineRule="auto" w:line="360"/>
+        <w:ind w:hanging="296" w:start="-567" w:end="1"/>
+        <w:rPr>
+          <w:rFonts w:ascii="Arial" w:hAnsi="Arial" w:cs="Arial"/>
+          <w:color w:themeColor="background2" w:themeShade="40" w:val="3B3838"/>
+        </w:rPr>
+      </w:pPr>
+      <w:r>
+        <w:rPr>
+          <w:rStyle w:val="Strong"/>
+          <w:rFonts w:cs="Arial" w:ascii="Arial" w:hAnsi="Arial"/>
+          <w:color w:themeColor="background2" w:themeShade="40" w:val="3B3838"/>
+        </w:rPr>
+        <w:t xml:space="preserve">Frontend : </w:t>
+      </w:r>
+      <w:r>
+        <w:rPr>
+          <w:rStyle w:val="Strong"/>
+          <w:rFonts w:cs="Arial" w:ascii="Arial" w:hAnsi="Arial"/>
+          <w:b w:val="false"/>
+          <w:bCs w:val="false"/>
+          <w:color w:themeColor="background2" w:themeShade="40" w:val="3B3838"/>
+        </w:rPr>
+        <w:t>React, Next.js, TypeScript, JavaScript, HTML5, CSS3, Tailwind CSS, Responsive Design, Component Architecture, Figma-to-Code</w:t>
+      </w:r>
+    </w:p>
+    <w:p>
+      <w:pPr>
+        <w:pStyle w:val="ListParagraph"/>
+        <w:spacing w:lineRule="auto" w:line="360"/>
+        <w:ind w:hanging="296" w:start="-567" w:end="1"/>
+        <w:rPr>
+          <w:rFonts w:ascii="Arial" w:hAnsi="Arial" w:cs="Arial"/>
+          <w:color w:themeColor="background2" w:themeShade="40" w:val="3B3838"/>
+        </w:rPr>
+      </w:pPr>
+      <w:r>
+        <w:rPr>
+          <w:rStyle w:val="Strong"/>
+          <w:rFonts w:cs="Arial" w:ascii="Arial" w:hAnsi="Arial"/>
+          <w:color w:themeColor="background2" w:themeShade="40" w:val="3B3838"/>
+        </w:rPr>
+        <w:t>Backend Development:</w:t>
+      </w:r>
+    </w:p>
+    <w:p>
+      <w:pPr>
+        <w:pStyle w:val="ListParagraph"/>
+        <w:spacing w:lineRule="auto" w:line="360"/>
+        <w:ind w:hanging="296" w:start="-567" w:end="1"/>
+        <w:rPr>
+          <w:rFonts w:ascii="Arial" w:hAnsi="Arial" w:cs="Arial"/>
+          <w:color w:themeColor="background2" w:themeShade="40" w:val="3B3838"/>
+        </w:rPr>
+      </w:pPr>
+      <w:r>
+        <w:rPr>
+          <w:rFonts w:cs="Arial" w:ascii="Arial" w:hAnsi="Arial"/>
+          <w:color w:themeColor="background2" w:themeShade="40" w:val="3B3838"/>
+        </w:rPr>
+        <w:t>Node.js, Express.js, Django (basic), RESTful API design</w:t>
+      </w:r>
+    </w:p>
+    <w:p>
+      <w:pPr>
+        <w:pStyle w:val="ListParagraph"/>
+        <w:spacing w:lineRule="auto" w:line="360"/>
+        <w:ind w:hanging="296" w:start="-567" w:end="1"/>
+        <w:rPr>
+          <w:rFonts w:ascii="Arial" w:hAnsi="Arial" w:cs="Arial"/>
+          <w:color w:themeColor="background2" w:themeShade="40" w:val="3B3838"/>
+        </w:rPr>
+      </w:pPr>
+      <w:r>
+        <w:rPr>
+          <w:rStyle w:val="Strong"/>
+          <w:rFonts w:cs="Arial" w:ascii="Arial" w:hAnsi="Arial"/>
+          <w:color w:themeColor="background2" w:themeShade="40" w:val="3B3838"/>
+        </w:rPr>
+        <w:t>Languages:</w:t>
+      </w:r>
+    </w:p>
+    <w:p>
+      <w:pPr>
+        <w:pStyle w:val="ListParagraph"/>
+        <w:spacing w:lineRule="auto" w:line="360"/>
+        <w:ind w:hanging="296" w:start="-567" w:end="1"/>
+        <w:rPr>
+          <w:rFonts w:ascii="Arial" w:hAnsi="Arial" w:cs="Arial"/>
+          <w:color w:themeColor="background2" w:themeShade="40" w:val="3B3838"/>
+        </w:rPr>
+      </w:pPr>
+      <w:r>
+        <w:rPr>
+          <w:rFonts w:cs="Arial" w:ascii="Arial" w:hAnsi="Arial"/>
+          <w:color w:themeColor="background2" w:themeShade="40" w:val="3B3838"/>
+        </w:rPr>
+        <w:t>TypeScript, JavaScript, Python</w:t>
+      </w:r>
+    </w:p>
+    <w:p>
+      <w:pPr>
+        <w:pStyle w:val="ListParagraph"/>
+        <w:spacing w:lineRule="auto" w:line="360"/>
+        <w:ind w:hanging="296" w:start="-567" w:end="1"/>
+        <w:rPr>
+          <w:rFonts w:ascii="Arial" w:hAnsi="Arial" w:cs="Arial"/>
+          <w:color w:themeColor="background2" w:themeShade="40" w:val="3B3838"/>
+        </w:rPr>
+      </w:pPr>
+      <w:r>
+        <w:rPr>
+          <w:rStyle w:val="Strong"/>
+          <w:rFonts w:cs="Arial" w:ascii="Arial" w:hAnsi="Arial"/>
+          <w:color w:themeColor="background2" w:themeShade="40" w:val="3B3838"/>
+        </w:rPr>
+        <w:t>Databases:</w:t>
+      </w:r>
+    </w:p>
+    <w:p>
+      <w:pPr>
+        <w:pStyle w:val="ListParagraph"/>
+        <w:spacing w:lineRule="auto" w:line="360"/>
+        <w:ind w:hanging="296" w:start="-567" w:end="1"/>
+        <w:rPr>
+          <w:rFonts w:ascii="Arial" w:hAnsi="Arial" w:cs="Arial"/>
+          <w:color w:themeColor="background2" w:themeShade="40" w:val="3B3838"/>
+        </w:rPr>
+      </w:pPr>
+      <w:r>
+        <w:rPr>
+          <w:rFonts w:cs="Arial" w:ascii="Arial" w:hAnsi="Arial"/>
+          <w:color w:themeColor="background2" w:themeShade="40" w:val="3B3838"/>
+        </w:rPr>
+        <w:t xml:space="preserve">MongoDB, Supabase </w:t>
+      </w:r>
+      <w:r>
+        <w:rPr>
+          <w:rStyle w:val="Emphasis"/>
+          <w:rFonts w:cs="Arial" w:ascii="Arial" w:hAnsi="Arial"/>
+          <w:color w:themeColor="background2" w:themeShade="40" w:val="3B3838"/>
+        </w:rPr>
+        <w:t>PostgreSQL</w:t>
+      </w:r>
+    </w:p>
+    <w:p>
+      <w:pPr>
+        <w:pStyle w:val="ListParagraph"/>
+        <w:spacing w:lineRule="auto" w:line="360"/>
+        <w:ind w:hanging="296" w:start="-567" w:end="1"/>
+        <w:rPr>
+          <w:rFonts w:ascii="Arial" w:hAnsi="Arial" w:cs="Arial"/>
+          <w:color w:themeColor="background2" w:themeShade="40" w:val="3B3838"/>
+        </w:rPr>
+      </w:pPr>
+      <w:r>
+        <w:rPr>
+          <w:rStyle w:val="Strong"/>
+          <w:rFonts w:cs="Arial" w:ascii="Arial" w:hAnsi="Arial"/>
+          <w:color w:themeColor="background2" w:themeShade="40" w:val="3B3838"/>
+        </w:rPr>
+        <w:t>System Concepts:</w:t>
+      </w:r>
+    </w:p>
+    <w:p>
+      <w:pPr>
+        <w:pStyle w:val="ListParagraph"/>
+        <w:spacing w:lineRule="auto" w:line="360"/>
+        <w:ind w:hanging="296" w:start="-567" w:end="1"/>
+        <w:rPr>
+          <w:rFonts w:ascii="Arial" w:hAnsi="Arial" w:cs="Arial"/>
+          <w:color w:themeColor="background2" w:themeShade="40" w:val="3B3838"/>
+        </w:rPr>
+      </w:pPr>
+      <w:r>
+        <w:rPr>
+          <w:rFonts w:cs="Arial" w:ascii="Arial" w:hAnsi="Arial"/>
+          <w:color w:themeColor="background2" w:themeShade="40" w:val="3B3838"/>
+        </w:rPr>
+        <w:t>Authentication &amp; Authorisation (JWT), API design, CRUD systems, request validation, error handling</w:t>
+      </w:r>
+    </w:p>
+    <w:p>
+      <w:pPr>
+        <w:pStyle w:val="ListParagraph"/>
+        <w:spacing w:lineRule="auto" w:line="360"/>
+        <w:ind w:hanging="296" w:start="-567" w:end="1"/>
+        <w:rPr>
+          <w:rFonts w:ascii="Arial" w:hAnsi="Arial" w:cs="Arial"/>
+          <w:color w:themeColor="background2" w:themeShade="40" w:val="3B3838"/>
+        </w:rPr>
+      </w:pPr>
+      <w:r>
+        <w:rPr>
+          <w:rStyle w:val="Strong"/>
+          <w:rFonts w:cs="Arial" w:ascii="Arial" w:hAnsi="Arial"/>
+          <w:color w:themeColor="background2" w:themeShade="40" w:val="3B3838"/>
+        </w:rPr>
+        <w:t>Tools &amp; Practices:</w:t>
+      </w:r>
+    </w:p>
+    <w:p>
+      <w:pPr>
+        <w:pStyle w:val="ListParagraph"/>
+        <w:spacing w:lineRule="auto" w:line="360"/>
+        <w:ind w:hanging="296" w:start="-567" w:end="1"/>
+        <w:rPr>
+          <w:rFonts w:ascii="Arial" w:hAnsi="Arial" w:cs="Arial"/>
+          <w:color w:themeColor="background2" w:themeShade="40" w:val="3B3838"/>
+        </w:rPr>
+      </w:pPr>
+      <w:r>
+        <w:rPr>
+          <w:rFonts w:cs="Arial" w:ascii="Arial" w:hAnsi="Arial"/>
+          <w:color w:themeColor="background2" w:themeShade="40" w:val="3B3838"/>
+        </w:rPr>
+        <w:t xml:space="preserve">Git, GitHub, Redis, Axios, Component-Based Architecture, MVC / </w:t>
+      </w:r>
+      <w:r>
+        <w:rPr>
+          <w:rFonts w:cs="Arial" w:ascii="Arial" w:hAnsi="Arial"/>
+          <w:color w:themeColor="background2" w:themeShade="40" w:val="3B3838"/>
+        </w:rPr>
+        <w:t xml:space="preserve">Module Based/ </w:t>
+      </w:r>
+      <w:r>
+        <w:rPr>
+          <w:rFonts w:cs="Arial" w:ascii="Arial" w:hAnsi="Arial"/>
+          <w:color w:themeColor="background2" w:themeShade="40" w:val="3B3838"/>
+        </w:rPr>
+        <w:t>Layered Architecture</w:t>
+      </w:r>
+    </w:p>
+    <w:p>
+      <w:pPr>
         <w:pStyle w:val="Normal"/>
         <w:ind w:start="-993" w:end="-141"/>
+        <w:rPr>
+          <w:rFonts w:cs="Calibri" w:cstheme="minorHAnsi"/>
+          <w:b/>
+          <w:bCs/>
+          <w:color w:val="111111"/>
+          <w:sz w:val="32"/>
+          <w:szCs w:val="32"/>
+        </w:rPr>
+      </w:pPr>
+      <w:r>
+        <w:rPr>
+          <w:rFonts w:cs="Calibri" w:cstheme="minorHAnsi"/>
+          <w:b/>
+          <w:bCs/>
+          <w:color w:val="111111"/>
+          <w:sz w:val="32"/>
+          <w:szCs w:val="32"/>
+        </w:rPr>
+      </w:r>
+    </w:p>
+    <w:p>
+      <w:pPr>
+        <w:pStyle w:val="Normal"/>
+        <w:ind w:start="-993" w:end="-141"/>
+        <w:rPr>
+          <w:rFonts w:cs="Calibri" w:cstheme="minorHAnsi"/>
+          <w:b/>
+          <w:bCs/>
+          <w:color w:val="111111"/>
+          <w:sz w:val="32"/>
+          <w:szCs w:val="32"/>
+        </w:rPr>
+      </w:pPr>
+      <w:r>
+        <w:rPr>
+          <w:rFonts w:cs="Calibri" w:cstheme="minorHAnsi"/>
+          <w:b/>
+          <w:bCs/>
+          <w:color w:val="111111"/>
+          <w:sz w:val="32"/>
+          <w:szCs w:val="32"/>
+        </w:rPr>
+      </w:r>
+    </w:p>
+    <w:p>
+      <w:pPr>
+        <w:pStyle w:val="Normal"/>
+        <w:ind w:start="-993" w:end="-141"/>
+        <w:rPr>
+          <w:rFonts w:cs="Calibri" w:cstheme="minorHAnsi"/>
+          <w:b/>
+          <w:bCs/>
+          <w:color w:val="111111"/>
+          <w:sz w:val="32"/>
+          <w:szCs w:val="32"/>
+        </w:rPr>
+      </w:pPr>
+      <w:r>
+        <w:rPr>
+          <w:rFonts w:cs="Calibri" w:cstheme="minorHAnsi"/>
+          <w:b/>
+          <w:bCs/>
+          <w:color w:val="111111"/>
+          <w:sz w:val="32"/>
+          <w:szCs w:val="32"/>
+        </w:rPr>
+      </w:r>
+    </w:p>
+    <w:p>
+      <w:pPr>
+        <w:pStyle w:val="Normal"/>
+        <w:ind w:start="-993" w:end="-141"/>
+        <w:rPr>
+          <w:rFonts w:cs="Calibri" w:cstheme="minorHAnsi"/>
+          <w:b/>
+          <w:bCs/>
+          <w:color w:val="111111"/>
+          <w:sz w:val="32"/>
+          <w:szCs w:val="32"/>
+        </w:rPr>
+      </w:pPr>
+      <w:r>
+        <w:rPr>
+          <w:rFonts w:cs="Calibri" w:cstheme="minorHAnsi"/>
+          <w:b/>
+          <w:bCs/>
+          <w:color w:val="111111"/>
+          <w:sz w:val="32"/>
+          <w:szCs w:val="32"/>
+        </w:rPr>
+      </w:r>
+    </w:p>
+    <w:p>
+      <w:pPr>
+        <w:pStyle w:val="Normal"/>
+        <w:ind w:start="-993" w:end="-141"/>
+        <w:rPr>
+          <w:rFonts w:cs="Calibri" w:cstheme="minorHAnsi"/>
+          <w:b/>
+          <w:bCs/>
+          <w:color w:val="111111"/>
+          <w:sz w:val="32"/>
+          <w:szCs w:val="32"/>
+        </w:rPr>
+      </w:pPr>
+      <w:r>
+        <w:rPr>
+          <w:rFonts w:cs="Calibri" w:cstheme="minorHAnsi"/>
+          <w:b/>
+          <w:bCs/>
+          <w:color w:val="111111"/>
+          <w:sz w:val="32"/>
+          <w:szCs w:val="32"/>
+        </w:rPr>
+      </w:r>
+    </w:p>
+    <w:p>
+      <w:pPr>
+        <w:pStyle w:val="Normal"/>
+        <w:ind w:start="-993" w:end="-141"/>
+        <w:rPr>
+          <w:rFonts w:cs="Calibri" w:cstheme="minorHAnsi"/>
+          <w:b/>
+          <w:bCs/>
+          <w:color w:val="111111"/>
+          <w:sz w:val="32"/>
+          <w:szCs w:val="32"/>
+        </w:rPr>
+      </w:pPr>
+      <w:r>
+        <w:rPr>
+          <w:rFonts w:cs="Calibri" w:cstheme="minorHAnsi"/>
+          <w:b/>
+          <w:bCs/>
+          <w:color w:val="111111"/>
+          <w:sz w:val="32"/>
+          <w:szCs w:val="32"/>
+        </w:rPr>
+      </w:r>
+    </w:p>
+    <w:p>
+      <w:pPr>
+        <w:pStyle w:val="Normal"/>
+        <w:ind w:start="-993" w:end="-141"/>
+        <w:rPr>
+          <w:rFonts w:cs="Calibri" w:cstheme="minorHAnsi"/>
+          <w:b/>
+          <w:bCs/>
+          <w:color w:val="111111"/>
+          <w:sz w:val="32"/>
+          <w:szCs w:val="32"/>
+        </w:rPr>
+      </w:pPr>
+      <w:r>
+        <w:rPr>
+          <w:rFonts w:cs="Calibri" w:cstheme="minorHAnsi"/>
+          <w:b/>
+          <w:bCs/>
+          <w:color w:val="111111"/>
+          <w:sz w:val="32"/>
+          <w:szCs w:val="32"/>
+        </w:rPr>
+        <w:t>PROFESSIONAL EXPERIENCE</w:t>
+      </w:r>
+    </w:p>
+    <w:p>
+      <w:pPr>
+        <w:pStyle w:val="Normal"/>
+        <w:ind w:start="-993" w:end="-141"/>
+        <w:rPr>
+          <w:rFonts w:cs="Calibri" w:cstheme="minorHAnsi"/>
+          <w:b/>
+          <w:bCs/>
+          <w:color w:val="7030A0"/>
+        </w:rPr>
+      </w:pPr>
+      <w:r>
+        <w:rPr>
+          <w:rFonts w:cs="Calibri" w:cstheme="minorHAnsi"/>
+          <w:b/>
+          <w:bCs/>
+          <w:color w:val="7030A0"/>
+        </w:rPr>
+      </w:r>
+    </w:p>
+    <w:p>
+      <w:pPr>
+        <w:pStyle w:val="Normal"/>
+        <w:ind w:start="-993" w:end="-141"/>
+        <w:rPr>
+          <w:rFonts w:ascii="Arial" w:hAnsi="Arial" w:cs="Arial"/>
+          <w:b/>
+          <w:bCs/>
+          <w:color w:themeColor="accent6" w:themeShade="80" w:val="385623"/>
+        </w:rPr>
+      </w:pPr>
+      <w:r>
+        <w:rPr>
+          <w:rFonts w:cs="Arial" w:ascii="Arial" w:hAnsi="Arial"/>
+          <w:b/>
+          <w:bCs/>
+          <w:color w:themeColor="accent6" w:themeShade="80" w:val="385623"/>
+        </w:rPr>
+        <w:t>CARRBNG | Frontend Developer | January 2025 – Present</w:t>
+      </w:r>
+    </w:p>
+    <w:p>
+      <w:pPr>
+        <w:pStyle w:val="Normal"/>
+        <w:ind w:start="-993" w:end="-141"/>
+        <w:rPr>
+          <w:rFonts w:ascii="Arial" w:hAnsi="Arial" w:cs="Arial"/>
+          <w:b/>
+          <w:bCs/>
+          <w:color w:themeColor="accent6" w:themeShade="80" w:val="385623"/>
+        </w:rPr>
+      </w:pPr>
+      <w:r>
+        <w:rPr>
+          <w:rFonts w:cs="Arial" w:ascii="Arial" w:hAnsi="Arial"/>
+          <w:b/>
+          <w:bCs/>
+          <w:color w:themeColor="accent6" w:themeShade="80" w:val="385623"/>
+        </w:rPr>
+      </w:r>
+    </w:p>
+    <w:p>
+      <w:pPr>
+        <w:pStyle w:val="ListParagraph"/>
+        <w:numPr>
+          <w:ilvl w:val="0"/>
+          <w:numId w:val="2"/>
+        </w:numPr>
+        <w:spacing w:lineRule="auto" w:line="360"/>
+        <w:ind w:hanging="296" w:start="-567" w:end="1"/>
+        <w:rPr>
+          <w:rFonts w:ascii="Arial" w:hAnsi="Arial" w:cs="Arial"/>
+          <w:color w:themeColor="background2" w:themeShade="40" w:val="3B3838"/>
+        </w:rPr>
+      </w:pPr>
+      <w:r>
+        <w:rPr>
+          <w:rFonts w:cs="Arial" w:ascii="Arial" w:hAnsi="Arial"/>
+          <w:color w:themeColor="background2" w:themeShade="40" w:val="3B3838"/>
+        </w:rPr>
+        <w:t>Build and maintain responsive web interfaces using Next.js, React, TypeScript, and Tailwind CSS.</w:t>
+      </w:r>
+    </w:p>
+    <w:p>
+      <w:pPr>
+        <w:pStyle w:val="ListParagraph"/>
+        <w:numPr>
+          <w:ilvl w:val="0"/>
+          <w:numId w:val="2"/>
+        </w:numPr>
+        <w:spacing w:lineRule="auto" w:line="360"/>
+        <w:ind w:hanging="296" w:start="-567" w:end="1"/>
+        <w:rPr>
+          <w:rFonts w:ascii="Arial" w:hAnsi="Arial" w:cs="Arial"/>
+          <w:color w:themeColor="background2" w:themeShade="40" w:val="3B3838"/>
+        </w:rPr>
+      </w:pPr>
+      <w:r>
+        <w:rPr>
+          <w:rFonts w:cs="Arial" w:ascii="Arial" w:hAnsi="Arial"/>
+          <w:color w:themeColor="background2" w:themeShade="40" w:val="3B3838"/>
+        </w:rPr>
+        <w:t>Translate product and Figma designs into reusable, responsive frontend components.</w:t>
+      </w:r>
+    </w:p>
+    <w:p>
+      <w:pPr>
+        <w:pStyle w:val="ListParagraph"/>
+        <w:numPr>
+          <w:ilvl w:val="0"/>
+          <w:numId w:val="2"/>
+        </w:numPr>
+        <w:spacing w:lineRule="auto" w:line="360"/>
+        <w:ind w:hanging="296" w:start="-567" w:end="1"/>
+        <w:rPr>
+          <w:rFonts w:ascii="Arial" w:hAnsi="Arial" w:cs="Arial"/>
+          <w:color w:themeColor="background2" w:themeShade="40" w:val="3B3838"/>
+        </w:rPr>
+      </w:pPr>
+      <w:r>
+        <w:rPr>
+          <w:rFonts w:cs="Arial" w:ascii="Arial" w:hAnsi="Arial"/>
+          <w:color w:themeColor="background2" w:themeShade="40" w:val="3B3838"/>
+        </w:rPr>
+        <w:t>Develop interfaces that adapt across desktop, tablet, and mobile screen sizes.</w:t>
+      </w:r>
+    </w:p>
+    <w:p>
+      <w:pPr>
+        <w:pStyle w:val="ListParagraph"/>
+        <w:numPr>
+          <w:ilvl w:val="0"/>
+          <w:numId w:val="2"/>
+        </w:numPr>
+        <w:spacing w:lineRule="auto" w:line="360"/>
+        <w:ind w:hanging="296" w:start="-567" w:end="1"/>
+        <w:rPr>
+          <w:rFonts w:ascii="Arial" w:hAnsi="Arial" w:cs="Arial"/>
+          <w:color w:themeColor="background2" w:themeShade="40" w:val="3B3838"/>
+        </w:rPr>
+      </w:pPr>
+      <w:r>
+        <w:rPr>
+          <w:rFonts w:cs="Arial" w:ascii="Arial" w:hAnsi="Arial"/>
+          <w:color w:themeColor="background2" w:themeShade="40" w:val="3B3838"/>
+        </w:rPr>
+        <w:t>Integrate frontend applications with backend services and REST APIs.</w:t>
+      </w:r>
+    </w:p>
+    <w:p>
+      <w:pPr>
+        <w:pStyle w:val="ListParagraph"/>
+        <w:numPr>
+          <w:ilvl w:val="0"/>
+          <w:numId w:val="2"/>
+        </w:numPr>
+        <w:spacing w:lineRule="auto" w:line="360"/>
+        <w:ind w:hanging="296" w:start="-567" w:end="1"/>
+        <w:rPr>
+          <w:rFonts w:ascii="Arial" w:hAnsi="Arial" w:cs="Arial"/>
+          <w:color w:themeColor="background2" w:themeShade="40" w:val="3B3838"/>
+        </w:rPr>
+      </w:pPr>
+      <w:r>
+        <w:rPr>
+          <w:rFonts w:cs="Arial" w:ascii="Arial" w:hAnsi="Arial"/>
+          <w:color w:themeColor="background2" w:themeShade="40" w:val="3B3838"/>
+        </w:rPr>
+        <w:t>Implement user-facing functionality including navigation, forms, authentication-related flows, and application states.</w:t>
+      </w:r>
+    </w:p>
+    <w:p>
+      <w:pPr>
+        <w:pStyle w:val="ListParagraph"/>
+        <w:numPr>
+          <w:ilvl w:val="0"/>
+          <w:numId w:val="2"/>
+        </w:numPr>
+        <w:spacing w:lineRule="auto" w:line="360"/>
+        <w:ind w:hanging="296" w:start="-567" w:end="1"/>
+        <w:rPr>
+          <w:rFonts w:ascii="Arial" w:hAnsi="Arial" w:cs="Arial"/>
+          <w:color w:themeColor="background2" w:themeShade="40" w:val="3B3838"/>
+        </w:rPr>
+      </w:pPr>
+      <w:r>
+        <w:rPr>
+          <w:rFonts w:cs="Arial" w:ascii="Arial" w:hAnsi="Arial"/>
+          <w:color w:themeColor="background2" w:themeShade="40" w:val="3B3838"/>
+        </w:rPr>
+        <w:t>Improve frontend performance and contribute to Core Web Vitals and overall website performance.</w:t>
+      </w:r>
+    </w:p>
+    <w:p>
+      <w:pPr>
+        <w:pStyle w:val="ListParagraph"/>
+        <w:numPr>
+          <w:ilvl w:val="0"/>
+          <w:numId w:val="2"/>
+        </w:numPr>
+        <w:spacing w:lineRule="auto" w:line="360"/>
+        <w:ind w:hanging="296" w:start="-567" w:end="1"/>
+        <w:rPr>
+          <w:rFonts w:ascii="Arial" w:hAnsi="Arial" w:cs="Arial"/>
+          <w:color w:themeColor="background2" w:themeShade="40" w:val="3B3838"/>
+        </w:rPr>
+      </w:pPr>
+      <w:r>
+        <w:rPr>
+          <w:rFonts w:cs="Arial" w:ascii="Arial" w:hAnsi="Arial"/>
+          <w:color w:themeColor="background2" w:themeShade="40" w:val="3B3838"/>
+        </w:rPr>
+        <w:t>Work across the application codebase to troubleshoot issues, improve existing features, and deliver new product functionality.</w:t>
+      </w:r>
+    </w:p>
+    <w:p>
+      <w:pPr>
+        <w:pStyle w:val="ListParagraph"/>
+        <w:spacing w:lineRule="auto" w:line="360"/>
+        <w:ind w:start="-567" w:end="1"/>
+        <w:rPr>
+          <w:rFonts w:ascii="Arial" w:hAnsi="Arial" w:cs="Arial"/>
+          <w:color w:themeColor="background2" w:themeShade="40" w:val="3B3838"/>
+        </w:rPr>
+      </w:pPr>
+      <w:r>
+        <w:rPr>
+          <w:rFonts w:cs="Arial" w:ascii="Arial" w:hAnsi="Arial"/>
+          <w:color w:themeColor="background2" w:themeShade="40" w:val="3B3838"/>
+        </w:rPr>
+      </w:r>
+    </w:p>
+    <w:p>
+      <w:pPr>
+        <w:pStyle w:val="Normal"/>
+        <w:ind w:start="-993" w:end="-141"/>
+        <w:rPr>
+          <w:rFonts w:ascii="Arial" w:hAnsi="Arial" w:cs="Arial"/>
+          <w:b/>
+          <w:bCs/>
+          <w:color w:themeColor="accent6" w:themeShade="80" w:val="385623"/>
+        </w:rPr>
+      </w:pPr>
+      <w:r>
+        <w:rPr>
+          <w:rFonts w:cs="Arial" w:ascii="Arial" w:hAnsi="Arial"/>
+          <w:b/>
+          <w:bCs/>
+          <w:color w:themeColor="accent6" w:themeShade="80" w:val="385623"/>
+        </w:rPr>
+        <w:t>NACOS ESUI COMMUNITY PLATFORM | Lead Frontend Engineer</w:t>
+      </w:r>
+    </w:p>
+    <w:p>
+      <w:pPr>
+        <w:pStyle w:val="Normal"/>
+        <w:ind w:start="-993" w:end="-141"/>
+        <w:rPr>
+          <w:rFonts w:ascii="Arial" w:hAnsi="Arial" w:cs="Arial"/>
+          <w:b/>
+          <w:bCs/>
+          <w:color w:themeColor="accent6" w:themeShade="80" w:val="385623"/>
+        </w:rPr>
+      </w:pPr>
+      <w:r>
+        <w:rPr>
+          <w:rFonts w:cs="Arial" w:ascii="Arial" w:hAnsi="Arial"/>
+          <w:b/>
+          <w:bCs/>
+          <w:color w:themeColor="accent6" w:themeShade="80" w:val="385623"/>
+        </w:rPr>
+      </w:r>
+    </w:p>
+    <w:p>
+      <w:pPr>
+        <w:pStyle w:val="ListParagraph"/>
+        <w:numPr>
+          <w:ilvl w:val="0"/>
+          <w:numId w:val="2"/>
+        </w:numPr>
+        <w:spacing w:lineRule="auto" w:line="360"/>
+        <w:ind w:hanging="296" w:start="-567" w:end="1"/>
         <w:rPr>
           <w:rFonts w:cs="Calibri" w:cstheme="minorHAnsi"/>
           <w:b/>
@@ -599,6 +1292,22 @@
       </w:pPr>
       <w:r>
         <w:rPr>
+          <w:rFonts w:cs="Arial" w:ascii="Arial" w:hAnsi="Arial"/>
+          <w:color w:themeColor="background2" w:themeShade="40" w:val="3B3838"/>
+        </w:rPr>
+        <w:t>Led frontend development of a web platform built with Next.js, TypeScript, and Tailwind CSS.</w:t>
+      </w:r>
+    </w:p>
+    <w:p>
+      <w:pPr>
+        <w:pStyle w:val="ListParagraph"/>
+        <w:numPr>
+          <w:ilvl w:val="0"/>
+          <w:numId w:val="2"/>
+        </w:numPr>
+        <w:spacing w:lineRule="auto" w:line="360"/>
+        <w:ind w:hanging="296" w:start="-567" w:end="1"/>
+        <w:rPr>
           <w:rFonts w:cs="Calibri" w:cstheme="minorHAnsi"/>
           <w:b/>
           <w:bCs/>
@@ -606,500 +1315,13 @@
           <w:sz w:val="32"/>
           <w:szCs w:val="32"/>
         </w:rPr>
-      </w:r>
-    </w:p>
-    <w:p>
-      <w:pPr>
-        <w:pStyle w:val="ListParagraph"/>
-        <w:spacing w:lineRule="auto" w:line="360"/>
-        <w:ind w:hanging="296" w:start="-567" w:end="1"/>
-        <w:rPr>
-          <w:rFonts w:ascii="Arial" w:hAnsi="Arial" w:cs="Arial"/>
-          <w:color w:themeColor="background2" w:themeShade="40" w:val="3B3838"/>
-        </w:rPr>
-      </w:pPr>
-      <w:r>
-        <w:rPr>
-          <w:rStyle w:val="Strong"/>
-          <w:rFonts w:cs="Arial" w:ascii="Arial" w:hAnsi="Arial"/>
-          <w:color w:themeColor="background2" w:themeShade="40" w:val="3B3838"/>
-        </w:rPr>
-        <w:t>Backend Development:</w:t>
-      </w:r>
-    </w:p>
-    <w:p>
-      <w:pPr>
-        <w:pStyle w:val="ListParagraph"/>
-        <w:spacing w:lineRule="auto" w:line="360"/>
-        <w:ind w:hanging="296" w:start="-567" w:end="1"/>
-        <w:rPr>
-          <w:rFonts w:ascii="Arial" w:hAnsi="Arial" w:cs="Arial"/>
-          <w:color w:themeColor="background2" w:themeShade="40" w:val="3B3838"/>
-        </w:rPr>
-      </w:pPr>
-      <w:r>
-        <w:rPr>
-          <w:rFonts w:cs="Arial" w:ascii="Arial" w:hAnsi="Arial"/>
-          <w:color w:themeColor="background2" w:themeShade="40" w:val="3B3838"/>
-        </w:rPr>
-        <w:t>Node.js, Express.js, Django (basic), RESTful API design</w:t>
-      </w:r>
-    </w:p>
-    <w:p>
-      <w:pPr>
-        <w:pStyle w:val="ListParagraph"/>
-        <w:spacing w:lineRule="auto" w:line="360"/>
-        <w:ind w:hanging="296" w:start="-567" w:end="1"/>
-        <w:rPr>
-          <w:rFonts w:ascii="Arial" w:hAnsi="Arial" w:cs="Arial"/>
-          <w:color w:themeColor="background2" w:themeShade="40" w:val="3B3838"/>
-        </w:rPr>
-      </w:pPr>
-      <w:r>
-        <w:rPr>
-          <w:rStyle w:val="Strong"/>
-          <w:rFonts w:cs="Arial" w:ascii="Arial" w:hAnsi="Arial"/>
-          <w:color w:themeColor="background2" w:themeShade="40" w:val="3B3838"/>
-        </w:rPr>
-        <w:t>Languages:</w:t>
-      </w:r>
-    </w:p>
-    <w:p>
-      <w:pPr>
-        <w:pStyle w:val="ListParagraph"/>
-        <w:spacing w:lineRule="auto" w:line="360"/>
-        <w:ind w:hanging="296" w:start="-567" w:end="1"/>
-        <w:rPr>
-          <w:rFonts w:ascii="Arial" w:hAnsi="Arial" w:cs="Arial"/>
-          <w:color w:themeColor="background2" w:themeShade="40" w:val="3B3838"/>
-        </w:rPr>
-      </w:pPr>
-      <w:r>
-        <w:rPr>
-          <w:rFonts w:cs="Arial" w:ascii="Arial" w:hAnsi="Arial"/>
-          <w:color w:themeColor="background2" w:themeShade="40" w:val="3B3838"/>
-        </w:rPr>
-        <w:t>TypeScript, JavaScript, Python</w:t>
-      </w:r>
-    </w:p>
-    <w:p>
-      <w:pPr>
-        <w:pStyle w:val="ListParagraph"/>
-        <w:spacing w:lineRule="auto" w:line="360"/>
-        <w:ind w:hanging="296" w:start="-567" w:end="1"/>
-        <w:rPr>
-          <w:rFonts w:ascii="Arial" w:hAnsi="Arial" w:cs="Arial"/>
-          <w:color w:themeColor="background2" w:themeShade="40" w:val="3B3838"/>
-        </w:rPr>
-      </w:pPr>
-      <w:r>
-        <w:rPr>
-          <w:rStyle w:val="Strong"/>
-          <w:rFonts w:cs="Arial" w:ascii="Arial" w:hAnsi="Arial"/>
-          <w:color w:themeColor="background2" w:themeShade="40" w:val="3B3838"/>
-        </w:rPr>
-        <w:t>Databases:</w:t>
-      </w:r>
-    </w:p>
-    <w:p>
-      <w:pPr>
-        <w:pStyle w:val="ListParagraph"/>
-        <w:spacing w:lineRule="auto" w:line="360"/>
-        <w:ind w:hanging="296" w:start="-567" w:end="1"/>
-        <w:rPr>
-          <w:rFonts w:ascii="Arial" w:hAnsi="Arial" w:cs="Arial"/>
-          <w:color w:themeColor="background2" w:themeShade="40" w:val="3B3838"/>
-        </w:rPr>
-      </w:pPr>
-      <w:r>
-        <w:rPr>
-          <w:rFonts w:cs="Arial" w:ascii="Arial" w:hAnsi="Arial"/>
-          <w:color w:themeColor="background2" w:themeShade="40" w:val="3B3838"/>
-        </w:rPr>
-        <w:t xml:space="preserve">MongoDB, Supabase </w:t>
-      </w:r>
-      <w:r>
-        <w:rPr>
-          <w:rStyle w:val="Emphasis"/>
-          <w:rFonts w:cs="Arial" w:ascii="Arial" w:hAnsi="Arial"/>
-          <w:color w:themeColor="background2" w:themeShade="40" w:val="3B3838"/>
-        </w:rPr>
-        <w:t>PostgreSQL</w:t>
-      </w:r>
-    </w:p>
-    <w:p>
-      <w:pPr>
-        <w:pStyle w:val="ListParagraph"/>
-        <w:spacing w:lineRule="auto" w:line="360"/>
-        <w:ind w:hanging="296" w:start="-567" w:end="1"/>
-        <w:rPr>
-          <w:rFonts w:ascii="Arial" w:hAnsi="Arial" w:cs="Arial"/>
-          <w:color w:themeColor="background2" w:themeShade="40" w:val="3B3838"/>
-        </w:rPr>
-      </w:pPr>
-      <w:r>
-        <w:rPr>
-          <w:rStyle w:val="Strong"/>
-          <w:rFonts w:cs="Arial" w:ascii="Arial" w:hAnsi="Arial"/>
-          <w:color w:themeColor="background2" w:themeShade="40" w:val="3B3838"/>
-        </w:rPr>
-        <w:t>System Concepts:</w:t>
-      </w:r>
-    </w:p>
-    <w:p>
-      <w:pPr>
-        <w:pStyle w:val="ListParagraph"/>
-        <w:spacing w:lineRule="auto" w:line="360"/>
-        <w:ind w:hanging="296" w:start="-567" w:end="1"/>
-        <w:rPr>
-          <w:rFonts w:ascii="Arial" w:hAnsi="Arial" w:cs="Arial"/>
-          <w:color w:themeColor="background2" w:themeShade="40" w:val="3B3838"/>
-        </w:rPr>
-      </w:pPr>
-      <w:r>
-        <w:rPr>
-          <w:rFonts w:cs="Arial" w:ascii="Arial" w:hAnsi="Arial"/>
-          <w:color w:themeColor="background2" w:themeShade="40" w:val="3B3838"/>
-        </w:rPr>
-        <w:t>Authentication &amp; Authorisation (JWT), API design, CRUD systems, request validation, error handling</w:t>
-      </w:r>
-    </w:p>
-    <w:p>
-      <w:pPr>
-        <w:pStyle w:val="ListParagraph"/>
-        <w:spacing w:lineRule="auto" w:line="360"/>
-        <w:ind w:hanging="296" w:start="-567" w:end="1"/>
-        <w:rPr>
-          <w:rFonts w:ascii="Arial" w:hAnsi="Arial" w:cs="Arial"/>
-          <w:color w:themeColor="background2" w:themeShade="40" w:val="3B3838"/>
-        </w:rPr>
-      </w:pPr>
-      <w:r>
-        <w:rPr>
-          <w:rStyle w:val="Strong"/>
-          <w:rFonts w:cs="Arial" w:ascii="Arial" w:hAnsi="Arial"/>
-          <w:color w:themeColor="background2" w:themeShade="40" w:val="3B3838"/>
-        </w:rPr>
-        <w:t xml:space="preserve">Frontend : </w:t>
-      </w:r>
-      <w:r>
-        <w:rPr>
-          <w:rFonts w:cs="Arial" w:ascii="Arial" w:hAnsi="Arial"/>
-          <w:color w:themeColor="background2" w:themeShade="40" w:val="3B3838"/>
-        </w:rPr>
-        <w:t xml:space="preserve">Next.js, React, </w:t>
-      </w:r>
-      <w:r>
-        <w:rPr>
-          <w:rFonts w:cs="Arial" w:ascii="Arial" w:hAnsi="Arial"/>
-          <w:color w:themeColor="background2" w:themeShade="40" w:val="3B3838"/>
-        </w:rPr>
-        <w:t xml:space="preserve">Tailwind CSS, API Integration HTML, CSS, Responsive Web Design </w:t>
-      </w:r>
-    </w:p>
-    <w:p>
-      <w:pPr>
-        <w:pStyle w:val="ListParagraph"/>
-        <w:spacing w:lineRule="auto" w:line="360"/>
-        <w:ind w:hanging="296" w:start="-567" w:end="1"/>
-        <w:rPr>
-          <w:rFonts w:ascii="Arial" w:hAnsi="Arial" w:cs="Arial"/>
-          <w:color w:themeColor="background2" w:themeShade="40" w:val="3B3838"/>
-        </w:rPr>
-      </w:pPr>
-      <w:r>
-        <w:rPr>
-          <w:rStyle w:val="Strong"/>
-          <w:rFonts w:cs="Arial" w:ascii="Arial" w:hAnsi="Arial"/>
-          <w:color w:themeColor="background2" w:themeShade="40" w:val="3B3838"/>
-        </w:rPr>
-        <w:t>Tools &amp; Practices:</w:t>
-      </w:r>
-    </w:p>
-    <w:p>
-      <w:pPr>
-        <w:pStyle w:val="ListParagraph"/>
-        <w:spacing w:lineRule="auto" w:line="360"/>
-        <w:ind w:hanging="296" w:start="-567" w:end="1"/>
-        <w:rPr>
-          <w:rFonts w:ascii="Arial" w:hAnsi="Arial" w:cs="Arial"/>
-          <w:color w:themeColor="background2" w:themeShade="40" w:val="3B3838"/>
-        </w:rPr>
-      </w:pPr>
-      <w:r>
-        <w:rPr>
-          <w:rFonts w:cs="Arial" w:ascii="Arial" w:hAnsi="Arial"/>
-          <w:color w:themeColor="background2" w:themeShade="40" w:val="3B3838"/>
-        </w:rPr>
-        <w:t xml:space="preserve">Git, GitHub, Redis, Axios, Component-Based Architecture, MVC / </w:t>
-      </w:r>
-      <w:r>
-        <w:rPr>
-          <w:rFonts w:cs="Arial" w:ascii="Arial" w:hAnsi="Arial"/>
-          <w:color w:themeColor="background2" w:themeShade="40" w:val="3B3838"/>
-        </w:rPr>
-        <w:t xml:space="preserve">Module Based/ </w:t>
-      </w:r>
-      <w:r>
-        <w:rPr>
-          <w:rFonts w:cs="Arial" w:ascii="Arial" w:hAnsi="Arial"/>
-          <w:color w:themeColor="background2" w:themeShade="40" w:val="3B3838"/>
-        </w:rPr>
-        <w:t>Layered Architecture</w:t>
-      </w:r>
-    </w:p>
-    <w:p>
-      <w:pPr>
-        <w:pStyle w:val="Normal"/>
-        <w:ind w:start="-993" w:end="-141"/>
-        <w:rPr>
-          <w:rFonts w:cs="Calibri" w:cstheme="minorHAnsi"/>
-          <w:b/>
-          <w:bCs/>
-          <w:color w:val="111111"/>
-          <w:sz w:val="32"/>
-          <w:szCs w:val="32"/>
-        </w:rPr>
-      </w:pPr>
-      <w:r>
-        <w:rPr>
-          <w:rFonts w:cs="Calibri" w:cstheme="minorHAnsi"/>
-          <w:b/>
-          <w:bCs/>
-          <w:color w:val="111111"/>
-          <w:sz w:val="32"/>
-          <w:szCs w:val="32"/>
-        </w:rPr>
-        <w:t>PROFESSIONAL EXPERIENCE</w:t>
-      </w:r>
-    </w:p>
-    <w:p>
-      <w:pPr>
-        <w:pStyle w:val="Normal"/>
-        <w:ind w:start="-993" w:end="-141"/>
-        <w:rPr>
-          <w:rFonts w:cs="Calibri" w:cstheme="minorHAnsi"/>
-          <w:b/>
-          <w:bCs/>
-          <w:color w:val="7030A0"/>
-        </w:rPr>
-      </w:pPr>
-      <w:r>
-        <w:rPr>
-          <w:rFonts w:cs="Calibri" w:cstheme="minorHAnsi"/>
-          <w:b/>
-          <w:bCs/>
-          <w:color w:val="7030A0"/>
-        </w:rPr>
-      </w:r>
-    </w:p>
-    <w:p>
-      <w:pPr>
-        <w:pStyle w:val="Normal"/>
-        <w:ind w:start="-993" w:end="-141"/>
-        <w:rPr>
-          <w:rFonts w:ascii="Arial" w:hAnsi="Arial" w:cs="Arial"/>
-          <w:b/>
-          <w:bCs/>
-          <w:color w:themeColor="accent6" w:themeShade="80" w:val="385623"/>
-        </w:rPr>
-      </w:pPr>
-      <w:r>
-        <w:rPr>
-          <w:rFonts w:cs="Arial" w:ascii="Arial" w:hAnsi="Arial"/>
-          <w:b/>
-          <w:bCs/>
-          <w:color w:themeColor="accent6" w:themeShade="80" w:val="385623"/>
-        </w:rPr>
-        <w:t>CARRBNG | Frontend Developer | January 2025 – Present</w:t>
-      </w:r>
-    </w:p>
-    <w:p>
-      <w:pPr>
-        <w:pStyle w:val="Normal"/>
-        <w:ind w:start="-993" w:end="-141"/>
-        <w:rPr>
-          <w:rFonts w:ascii="Arial" w:hAnsi="Arial" w:cs="Arial"/>
-          <w:b/>
-          <w:bCs/>
-          <w:color w:themeColor="accent6" w:themeShade="80" w:val="385623"/>
-        </w:rPr>
-      </w:pPr>
-      <w:r>
-        <w:rPr>
-          <w:rFonts w:cs="Arial" w:ascii="Arial" w:hAnsi="Arial"/>
-          <w:b/>
-          <w:bCs/>
-          <w:color w:themeColor="accent6" w:themeShade="80" w:val="385623"/>
-        </w:rPr>
-      </w:r>
-    </w:p>
-    <w:p>
-      <w:pPr>
-        <w:pStyle w:val="ListParagraph"/>
-        <w:numPr>
-          <w:ilvl w:val="0"/>
-          <w:numId w:val="2"/>
-        </w:numPr>
-        <w:spacing w:lineRule="auto" w:line="360"/>
-        <w:ind w:hanging="296" w:start="-567" w:end="1"/>
-        <w:rPr>
-          <w:rFonts w:ascii="Arial" w:hAnsi="Arial" w:cs="Arial"/>
-          <w:color w:themeColor="background2" w:themeShade="40" w:val="3B3838"/>
-        </w:rPr>
-      </w:pPr>
-      <w:r>
-        <w:rPr>
-          <w:rFonts w:cs="Arial" w:ascii="Arial" w:hAnsi="Arial"/>
-          <w:color w:themeColor="background2" w:themeShade="40" w:val="3B3838"/>
-        </w:rPr>
-        <w:t>Engineered and developed a modern landing page focused on user engagement and conversion using Next.js, Tailwind and TypeScript, ensuring 100% responsiveness across all device types .</w:t>
-      </w:r>
-    </w:p>
-    <w:p>
-      <w:pPr>
-        <w:pStyle w:val="ListParagraph"/>
-        <w:numPr>
-          <w:ilvl w:val="0"/>
-          <w:numId w:val="2"/>
-        </w:numPr>
-        <w:spacing w:lineRule="auto" w:line="360"/>
-        <w:ind w:hanging="296" w:start="-567" w:end="1"/>
-        <w:rPr>
-          <w:rFonts w:ascii="Arial" w:hAnsi="Arial" w:cs="Arial"/>
-          <w:color w:themeColor="background2" w:themeShade="40" w:val="3B3838"/>
-        </w:rPr>
-      </w:pPr>
-      <w:r>
-        <w:rPr>
-          <w:rFonts w:cs="Arial" w:ascii="Arial" w:hAnsi="Arial"/>
-          <w:color w:themeColor="background2" w:themeShade="40" w:val="3B3838"/>
-        </w:rPr>
-        <w:t>Designed intuitive UI/UX to clearly communicate product value.</w:t>
-      </w:r>
-    </w:p>
-    <w:p>
-      <w:pPr>
-        <w:pStyle w:val="ListParagraph"/>
-        <w:numPr>
-          <w:ilvl w:val="0"/>
-          <w:numId w:val="2"/>
-        </w:numPr>
-        <w:spacing w:lineRule="auto" w:line="360"/>
-        <w:ind w:hanging="296" w:start="-567" w:end="1"/>
-        <w:rPr>
-          <w:rFonts w:ascii="Arial" w:hAnsi="Arial" w:cs="Arial"/>
-          <w:color w:themeColor="background2" w:themeShade="40" w:val="3B3838"/>
-        </w:rPr>
-      </w:pPr>
-      <w:r>
-        <w:rPr>
-          <w:rFonts w:cs="Arial" w:ascii="Arial" w:hAnsi="Arial"/>
-          <w:color w:themeColor="background2" w:themeShade="40" w:val="3B3838"/>
-        </w:rPr>
-        <w:t>Optimized web performance and core Web Vitals, resulting in faster page load times and smoother user experience for the landing page</w:t>
-      </w:r>
-    </w:p>
-    <w:p>
-      <w:pPr>
-        <w:pStyle w:val="ListParagraph"/>
-        <w:numPr>
-          <w:ilvl w:val="0"/>
-          <w:numId w:val="2"/>
-        </w:numPr>
-        <w:spacing w:lineRule="auto" w:line="360"/>
-        <w:ind w:hanging="296" w:start="-567" w:end="1"/>
-        <w:rPr>
-          <w:rFonts w:ascii="Arial" w:hAnsi="Arial" w:cs="Arial"/>
-          <w:color w:themeColor="background2" w:themeShade="40" w:val="3B3838"/>
-        </w:rPr>
-      </w:pPr>
-      <w:r>
-        <w:rPr>
-          <w:rFonts w:cs="Arial" w:ascii="Arial" w:hAnsi="Arial"/>
-          <w:color w:themeColor="background2" w:themeShade="40" w:val="3B3838"/>
-        </w:rPr>
-        <w:t>Translated complex Figma designs into reusable, pixel-perfect component libraries thereby reducing development time for future features by 25%.</w:t>
-      </w:r>
-    </w:p>
-    <w:p>
-      <w:pPr>
-        <w:pStyle w:val="ListParagraph"/>
-        <w:numPr>
-          <w:ilvl w:val="0"/>
-          <w:numId w:val="2"/>
-        </w:numPr>
-        <w:spacing w:lineRule="auto" w:line="360"/>
-        <w:ind w:hanging="296" w:start="-567" w:end="1"/>
-        <w:rPr>
-          <w:rFonts w:ascii="Arial" w:hAnsi="Arial" w:cs="Arial"/>
-          <w:color w:themeColor="background2" w:themeShade="40" w:val="3B3838"/>
-        </w:rPr>
-      </w:pPr>
-      <w:r>
-        <w:rPr>
-          <w:rFonts w:cs="Arial" w:ascii="Arial" w:hAnsi="Arial"/>
-          <w:color w:themeColor="background2" w:themeShade="40" w:val="3B3838"/>
-        </w:rPr>
-        <w:t>Implemented Responsive Web Design (RWD) techniques to ensure a seamless experience across mobile, tablet and desktop, improving mobile user retention.</w:t>
-      </w:r>
-    </w:p>
-    <w:p>
-      <w:pPr>
-        <w:pStyle w:val="ListParagraph"/>
-        <w:spacing w:lineRule="auto" w:line="360"/>
-        <w:ind w:start="-567" w:end="1"/>
-        <w:rPr>
-          <w:rFonts w:ascii="Arial" w:hAnsi="Arial" w:cs="Arial"/>
-          <w:color w:themeColor="background2" w:themeShade="40" w:val="3B3838"/>
-        </w:rPr>
-      </w:pPr>
-      <w:r>
-        <w:rPr>
-          <w:rFonts w:cs="Arial" w:ascii="Arial" w:hAnsi="Arial"/>
-          <w:color w:themeColor="background2" w:themeShade="40" w:val="3B3838"/>
-        </w:rPr>
-      </w:r>
-    </w:p>
-    <w:p>
-      <w:pPr>
-        <w:pStyle w:val="Normal"/>
-        <w:ind w:start="-993" w:end="-141"/>
-        <w:rPr>
-          <w:rFonts w:ascii="Arial" w:hAnsi="Arial" w:cs="Arial"/>
-          <w:b/>
-          <w:bCs/>
-          <w:color w:themeColor="accent6" w:themeShade="80" w:val="385623"/>
-        </w:rPr>
-      </w:pPr>
-      <w:r>
-        <w:rPr>
-          <w:rFonts w:cs="Arial" w:ascii="Arial" w:hAnsi="Arial"/>
-          <w:b/>
-          <w:bCs/>
-          <w:color w:themeColor="accent6" w:themeShade="80" w:val="385623"/>
-        </w:rPr>
-        <w:t>NACOS ESUI COMMUNITY PLATFORM | Lead Frontend Engineer</w:t>
-      </w:r>
-    </w:p>
-    <w:p>
-      <w:pPr>
-        <w:pStyle w:val="Normal"/>
-        <w:ind w:start="-993" w:end="-141"/>
-        <w:rPr>
-          <w:rFonts w:ascii="Arial" w:hAnsi="Arial" w:cs="Arial"/>
-          <w:b/>
-          <w:bCs/>
-          <w:color w:themeColor="accent6" w:themeShade="80" w:val="385623"/>
-        </w:rPr>
-      </w:pPr>
-      <w:r>
-        <w:rPr>
-          <w:rFonts w:cs="Arial" w:ascii="Arial" w:hAnsi="Arial"/>
-          <w:b/>
-          <w:bCs/>
-          <w:color w:themeColor="accent6" w:themeShade="80" w:val="385623"/>
-        </w:rPr>
+      </w:pPr>
+      <w:r>
+        <w:rPr>
+          <w:rFonts w:cs="Arial" w:ascii="Arial" w:hAnsi="Arial"/>
+          <w:color w:themeColor="background2" w:themeShade="40" w:val="3B3838"/>
+        </w:rPr>
+        <w:t>Built and maintained the platform's landing page, user portal, dashboard, error pages, and 404 experience.</w:t>
       </w:r>
     </w:p>
     <w:p>
@@ -1125,7 +1347,7 @@
           <w:rFonts w:cs="Arial" w:ascii="Arial" w:hAnsi="Arial"/>
           <w:color w:themeColor="background2" w:themeShade="40" w:val="3B3838"/>
         </w:rPr>
-        <w:t>Architected and developed a comprehensive digital ecosystem for the NACOS ESUI chapter, comprising a high-traffic landing page, a secure user portal, and a robust administrative dashboard.</w:t>
+        <w:t>Developed reusable frontend components and responsive layouts for different user experiences.</w:t>
       </w:r>
     </w:p>
     <w:p>
@@ -1151,7 +1373,7 @@
           <w:rFonts w:cs="Arial" w:ascii="Arial" w:hAnsi="Arial"/>
           <w:color w:themeColor="background2" w:themeShade="40" w:val="3B3838"/>
         </w:rPr>
-        <w:t>Engineered a custom User Dashboard using Next.js and Typescript, allowing 1,155+ active Nacosites to manage their track events, and access department resources seamlessly.</w:t>
+        <w:t>Built interfaces designed to support a platform with 1,155+ users.</w:t>
       </w:r>
     </w:p>
     <w:p>
@@ -1177,7 +1399,7 @@
           <w:rFonts w:cs="Arial" w:ascii="Arial" w:hAnsi="Arial"/>
           <w:color w:themeColor="background2" w:themeShade="40" w:val="3B3838"/>
         </w:rPr>
-        <w:t>Optimized for performance &amp; UX: Implemented custom Error handling (Including a unique 404 experience), a responsive design for all device types and optimized asset delivery for fast loading on school network.</w:t>
+        <w:t>Integrated frontend functionality with application APIs and backend services.</w:t>
       </w:r>
     </w:p>
     <w:p>
@@ -1203,7 +1425,7 @@
           <w:rFonts w:cs="Arial" w:ascii="Arial" w:hAnsi="Arial"/>
           <w:color w:themeColor="background2" w:themeShade="40" w:val="3B3838"/>
         </w:rPr>
-        <w:t>Tech Stacks: Next.js, TypeScript, Tailwind CSS</w:t>
+        <w:t>Worked on improving usability, consistency, and maintainability across the frontend codebase.</w:t>
       </w:r>
     </w:p>
     <w:p>
@@ -1262,7 +1484,7 @@
           <w:sz w:val="32"/>
           <w:szCs w:val="32"/>
         </w:rPr>
-        <w:t>P</w:t>
+        <w:t xml:space="preserve">SELECTED </w:t>
       </w:r>
       <w:r>
         <w:rPr>
@@ -1273,6 +1495,17 @@
           <w:sz w:val="32"/>
           <w:szCs w:val="32"/>
         </w:rPr>
+        <w:t>P</w:t>
+      </w:r>
+      <w:r>
+        <w:rPr>
+          <w:rFonts w:cs="Calibri" w:ascii="Arial" w:hAnsi="Arial" w:cstheme="minorHAnsi"/>
+          <w:b/>
+          <w:bCs/>
+          <w:color w:val="111111"/>
+          <w:sz w:val="32"/>
+          <w:szCs w:val="32"/>
+        </w:rPr>
         <w:t>ROJECTS</w:t>
       </w:r>
     </w:p>
@@ -1293,8 +1526,20 @@
           <w:b/>
           <w:bCs/>
           <w:color w:themeColor="accent6" w:themeShade="80" w:val="385623"/>
-        </w:rPr>
-        <w:t>Ecommerce Backend API (Node.js, Express, MongoDB)</w:t>
+          <w:sz w:val="28"/>
+          <w:szCs w:val="28"/>
+        </w:rPr>
+        <w:tab/>
+        <w:t>Ecommerce Backend API</w:t>
+      </w:r>
+      <w:r>
+        <w:rPr>
+          <w:rFonts w:cs="Arial" w:ascii="Arial" w:hAnsi="Arial"/>
+          <w:b/>
+          <w:bCs/>
+          <w:color w:themeColor="accent6" w:themeShade="80" w:val="385623"/>
+        </w:rPr>
+        <w:t xml:space="preserve"> (Node.js, Express, MongoDB)</w:t>
       </w:r>
     </w:p>
     <w:p>
@@ -1512,6 +1757,172 @@
         <w:ind w:hanging="0" w:start="-540" w:end="0"/>
         <w:jc w:val="start"/>
         <w:rPr>
+          <w:b/>
+          <w:bCs/>
+          <w:color w:themeColor="background2" w:themeShade="40" w:val="3B3838"/>
+          <w:sz w:val="28"/>
+          <w:szCs w:val="28"/>
+        </w:rPr>
+      </w:pPr>
+      <w:r>
+        <w:rPr>
+          <w:b/>
+          <w:bCs/>
+          <w:color w:themeColor="background2" w:themeShade="40" w:val="3B3838"/>
+          <w:sz w:val="28"/>
+          <w:szCs w:val="28"/>
+        </w:rPr>
+        <w:t>CampusWallet</w:t>
+      </w:r>
+    </w:p>
+    <w:p>
+      <w:pPr>
+        <w:pStyle w:val="BodyText"/>
+        <w:widowControl/>
+        <w:numPr>
+          <w:ilvl w:val="0"/>
+          <w:numId w:val="0"/>
+        </w:numPr>
+        <w:bidi w:val="0"/>
+        <w:spacing w:lineRule="auto" w:line="276" w:before="0" w:after="140"/>
+        <w:ind w:hanging="0" w:start="-540" w:end="0"/>
+        <w:jc w:val="start"/>
+        <w:rPr>
+          <w:b/>
+          <w:bCs/>
+          <w:color w:themeColor="background2" w:themeShade="40" w:val="3B3838"/>
+          <w:sz w:val="24"/>
+          <w:szCs w:val="24"/>
+        </w:rPr>
+      </w:pPr>
+      <w:r>
+        <w:rPr>
+          <w:b/>
+          <w:bCs/>
+          <w:color w:themeColor="background2" w:themeShade="40" w:val="3B3838"/>
+          <w:sz w:val="24"/>
+          <w:szCs w:val="24"/>
+        </w:rPr>
+        <w:t>React · Node.js · Express.js · MongoDB · Paystack</w:t>
+      </w:r>
+    </w:p>
+    <w:p>
+      <w:pPr>
+        <w:pStyle w:val="BodyText"/>
+        <w:widowControl/>
+        <w:numPr>
+          <w:ilvl w:val="0"/>
+          <w:numId w:val="4"/>
+        </w:numPr>
+        <w:bidi w:val="0"/>
+        <w:spacing w:lineRule="auto" w:line="276" w:before="0" w:after="140"/>
+        <w:ind w:hanging="360" w:start="-540" w:end="0"/>
+        <w:jc w:val="start"/>
+        <w:rPr>
+          <w:rFonts w:ascii="Arial" w:hAnsi="Arial" w:cs="Arial"/>
+          <w:b/>
+          <w:bCs/>
+          <w:color w:themeColor="accent6" w:themeShade="80" w:val="385623"/>
+        </w:rPr>
+      </w:pPr>
+      <w:r>
+        <w:rPr>
+          <w:color w:themeColor="background2" w:themeShade="40" w:val="3B3838"/>
+        </w:rPr>
+        <w:t>Built a student-focused expense management application for tracking financial activity.</w:t>
+      </w:r>
+    </w:p>
+    <w:p>
+      <w:pPr>
+        <w:pStyle w:val="BodyText"/>
+        <w:widowControl/>
+        <w:numPr>
+          <w:ilvl w:val="0"/>
+          <w:numId w:val="4"/>
+        </w:numPr>
+        <w:bidi w:val="0"/>
+        <w:spacing w:lineRule="auto" w:line="276" w:before="0" w:after="140"/>
+        <w:ind w:hanging="360" w:start="-540" w:end="0"/>
+        <w:jc w:val="start"/>
+        <w:rPr>
+          <w:rFonts w:ascii="Arial" w:hAnsi="Arial" w:cs="Arial"/>
+          <w:b/>
+          <w:bCs/>
+          <w:color w:themeColor="accent6" w:themeShade="80" w:val="385623"/>
+        </w:rPr>
+      </w:pPr>
+      <w:r>
+        <w:rPr>
+          <w:color w:themeColor="background2" w:themeShade="40" w:val="3B3838"/>
+        </w:rPr>
+        <w:t>Developed frontend interfaces for managing and viewing expense-related information.</w:t>
+      </w:r>
+    </w:p>
+    <w:p>
+      <w:pPr>
+        <w:pStyle w:val="BodyText"/>
+        <w:widowControl/>
+        <w:numPr>
+          <w:ilvl w:val="0"/>
+          <w:numId w:val="4"/>
+        </w:numPr>
+        <w:bidi w:val="0"/>
+        <w:spacing w:lineRule="auto" w:line="276" w:before="0" w:after="140"/>
+        <w:ind w:hanging="360" w:start="-540" w:end="0"/>
+        <w:jc w:val="start"/>
+        <w:rPr>
+          <w:rFonts w:ascii="Arial" w:hAnsi="Arial" w:cs="Arial"/>
+          <w:b/>
+          <w:bCs/>
+          <w:color w:themeColor="accent6" w:themeShade="80" w:val="385623"/>
+        </w:rPr>
+      </w:pPr>
+      <w:r>
+        <w:rPr>
+          <w:color w:themeColor="background2" w:themeShade="40" w:val="3B3838"/>
+        </w:rPr>
+        <w:t>Integrated application functionality with backend REST APIs.</w:t>
+      </w:r>
+    </w:p>
+    <w:p>
+      <w:pPr>
+        <w:pStyle w:val="BodyText"/>
+        <w:widowControl/>
+        <w:numPr>
+          <w:ilvl w:val="0"/>
+          <w:numId w:val="4"/>
+        </w:numPr>
+        <w:bidi w:val="0"/>
+        <w:spacing w:lineRule="auto" w:line="276" w:before="0" w:after="140"/>
+        <w:ind w:hanging="360" w:start="-540" w:end="0"/>
+        <w:jc w:val="start"/>
+        <w:rPr>
+          <w:rFonts w:ascii="Arial" w:hAnsi="Arial" w:cs="Arial"/>
+          <w:b/>
+          <w:bCs/>
+          <w:color w:themeColor="accent6" w:themeShade="80" w:val="385623"/>
+        </w:rPr>
+      </w:pPr>
+      <w:r>
+        <w:rPr>
+          <w:color w:themeColor="background2" w:themeShade="40" w:val="3B3838"/>
+        </w:rPr>
+        <w:t>Implemented payment-related functionality using Paystack.</w:t>
+      </w:r>
+    </w:p>
+    <w:p>
+      <w:pPr>
+        <w:pStyle w:val="BodyText"/>
+        <w:widowControl/>
+        <w:numPr>
+          <w:ilvl w:val="0"/>
+          <w:numId w:val="0"/>
+        </w:numPr>
+        <w:bidi w:val="0"/>
+        <w:spacing w:lineRule="auto" w:line="276" w:before="0" w:after="140"/>
+        <w:ind w:hanging="0" w:start="-540" w:end="0"/>
+        <w:jc w:val="start"/>
+        <w:rPr>
           <w:rFonts w:ascii="Arial" w:hAnsi="Arial" w:cs="Arial"/>
           <w:b/>
           <w:bCs/>
@@ -1559,8 +1970,8 @@
           <w:b/>
           <w:bCs/>
           <w:color w:val="1C1C1C"/>
-          <w:sz w:val="24"/>
-          <w:szCs w:val="24"/>
+          <w:sz w:val="28"/>
+          <w:szCs w:val="28"/>
         </w:rPr>
       </w:pPr>
       <w:r>
@@ -1569,8 +1980,8 @@
           <w:b/>
           <w:bCs/>
           <w:color w:val="1C1C1C"/>
-          <w:sz w:val="24"/>
-          <w:szCs w:val="24"/>
+          <w:sz w:val="28"/>
+          <w:szCs w:val="28"/>
         </w:rPr>
         <w:t>SewDesk - Tailor Management System</w:t>
       </w:r>
